--- a/Srithesh_ProjectReport.docx
+++ b/Srithesh_ProjectReport.docx
@@ -1,10 +1,99 @@
 
 <file path=word/document.xml><?xml version="1.0" encoding="utf-8"?>
-<w:document xmlns:wpc="http://schemas.microsoft.com/office/word/2010/wordprocessingCanvas" xmlns:mc="http://schemas.openxmlformats.org/markup-compatibility/2006" xmlns:o="urn:schemas-microsoft-com:office:office" xmlns:r="http://schemas.openxmlformats.org/officeDocument/2006/relationships" xmlns:m="http://schemas.openxmlformats.org/officeDocument/2006/math" xmlns:v="urn:schemas-microsoft-com:vml" xmlns:wp14="http://schemas.microsoft.com/office/word/2010/wordprocessingDrawing" xmlns:wp="http://schemas.openxmlformats.org/drawingml/2006/wordprocessingDrawing" xmlns:w10="urn:schemas-microsoft-com:office:word" xmlns:w="http://schemas.openxmlformats.org/wordprocessingml/2006/main" xmlns:w14="http://schemas.microsoft.com/office/word/2010/wordml" xmlns:w15="http://schemas.microsoft.com/office/word/2012/wordml" xmlns:wpg="http://schemas.microsoft.com/office/word/2010/wordprocessingGroup" xmlns:wpi="http://schemas.microsoft.com/office/word/2010/wordprocessingInk" xmlns:wne="http://schemas.microsoft.com/office/word/2006/wordml" xmlns:wps="http://schemas.microsoft.com/office/word/2010/wordprocessingShape" xmlns:cx="http://schemas.microsoft.com/office/drawing/2014/chartex" xmlns:cx1="http://schemas.microsoft.com/office/drawing/2015/9/8/chartex" xmlns:cx2="http://schemas.microsoft.com/office/drawing/2015/10/21/chartex" xmlns:cx3="http://schemas.microsoft.com/office/drawing/2016/5/9/chartex" xmlns:cx4="http://schemas.microsoft.com/office/drawing/2016/5/10/chartex" xmlns:cx5="http://schemas.microsoft.com/office/drawing/2016/5/11/chartex" xmlns:cx6="http://schemas.microsoft.com/office/drawing/2016/5/12/chartex" xmlns:cx7="http://schemas.microsoft.com/office/drawing/2016/5/13/chartex" xmlns:cx8="http://schemas.microsoft.com/office/drawing/2016/5/14/chartex" xmlns:aink="http://schemas.microsoft.com/office/drawing/2016/ink" xmlns:am3d="http://schemas.microsoft.com/office/drawing/2017/model3d" xmlns:w16cex="http://schemas.microsoft.com/office/word/2018/wordml/cex" xmlns:w16cid="http://schemas.microsoft.com/office/word/2016/wordml/cid" xmlns:w16="http://schemas.microsoft.com/office/word/2018/wordml" xmlns:w16sdtdh="http://schemas.microsoft.com/office/word/2020/wordml/sdtdatahash" xmlns:w16se="http://schemas.microsoft.com/office/word/2015/wordml/symex" mc:Ignorable="w14 w15 wp14">
+<w:document xmlns:wpc="http://schemas.microsoft.com/office/word/2010/wordprocessingCanvas" xmlns:cx="http://schemas.microsoft.com/office/drawing/2014/chartex" xmlns:cx1="http://schemas.microsoft.com/office/drawing/2015/9/8/chartex" xmlns:cx2="http://schemas.microsoft.com/office/drawing/2015/10/21/chartex" xmlns:cx3="http://schemas.microsoft.com/office/drawing/2016/5/9/chartex" xmlns:cx4="http://schemas.microsoft.com/office/drawing/2016/5/10/chartex" xmlns:cx5="http://schemas.microsoft.com/office/drawing/2016/5/11/chartex" xmlns:cx6="http://schemas.microsoft.com/office/drawing/2016/5/12/chartex" xmlns:cx7="http://schemas.microsoft.com/office/drawing/2016/5/13/chartex" xmlns:cx8="http://schemas.microsoft.com/office/drawing/2016/5/14/chartex" xmlns:mc="http://schemas.openxmlformats.org/markup-compatibility/2006" xmlns:aink="http://schemas.microsoft.com/office/drawing/2016/ink" xmlns:am3d="http://schemas.microsoft.com/office/drawing/2017/model3d" xmlns:o="urn:schemas-microsoft-com:office:office" xmlns:oel="http://schemas.microsoft.com/office/2019/extlst" xmlns:r="http://schemas.openxmlformats.org/officeDocument/2006/relationships" xmlns:m="http://schemas.openxmlformats.org/officeDocument/2006/math" xmlns:v="urn:schemas-microsoft-com:vml" xmlns:wp14="http://schemas.microsoft.com/office/word/2010/wordprocessingDrawing" xmlns:wp="http://schemas.openxmlformats.org/drawingml/2006/wordprocessingDrawing" xmlns:w10="urn:schemas-microsoft-com:office:word" xmlns:w="http://schemas.openxmlformats.org/wordprocessingml/2006/main" xmlns:w14="http://schemas.microsoft.com/office/word/2010/wordml" xmlns:w15="http://schemas.microsoft.com/office/word/2012/wordml" xmlns:w16cex="http://schemas.microsoft.com/office/word/2018/wordml/cex" xmlns:w16cid="http://schemas.microsoft.com/office/word/2016/wordml/cid" xmlns:w16="http://schemas.microsoft.com/office/word/2018/wordml" xmlns:w16du="http://schemas.microsoft.com/office/word/2023/wordml/word16du" xmlns:w16sdtdh="http://schemas.microsoft.com/office/word/2020/wordml/sdtdatahash" xmlns:w16sdtfl="http://schemas.microsoft.com/office/word/2024/wordml/sdtformatlock" xmlns:w16se="http://schemas.microsoft.com/office/word/2015/wordml/symex" xmlns:wpg="http://schemas.microsoft.com/office/word/2010/wordprocessingGroup" xmlns:wpi="http://schemas.microsoft.com/office/word/2010/wordprocessingInk" xmlns:wne="http://schemas.microsoft.com/office/word/2006/wordml" xmlns:wps="http://schemas.microsoft.com/office/word/2010/wordprocessingShape" mc:Ignorable="w14 w15 w16se w16cid w16 w16cex w16sdtdh w16sdtfl w16du wp14">
   <w:body>
     <w:p>
       <w:pPr>
-        <w:spacing w:before="2000"/>
+        <w:spacing w:after="80"/>
+        <w:jc w:val="center"/>
+        <w:rPr>
+          <w:bCs/>
+          <w:color w:val="156082" w:themeColor="accent1"/>
+          <w:sz w:val="56"/>
+          <w:szCs w:val="56"/>
+          <w14:shadow w14:blurRad="38100" w14:dist="25400" w14:dir="5400000" w14:sx="100000" w14:sy="100000" w14:kx="0" w14:ky="0" w14:algn="ctr">
+            <w14:srgbClr w14:val="6E747A">
+              <w14:alpha w14:val="57000"/>
+            </w14:srgbClr>
+          </w14:shadow>
+          <w14:textOutline w14:w="0" w14:cap="flat" w14:cmpd="sng" w14:algn="ctr">
+            <w14:noFill/>
+            <w14:prstDash w14:val="solid"/>
+            <w14:round/>
+          </w14:textOutline>
+        </w:rPr>
+      </w:pPr>
+    </w:p>
+    <w:p>
+      <w:pPr>
+        <w:spacing w:after="80"/>
+        <w:jc w:val="center"/>
+        <w:rPr>
+          <w:bCs/>
+          <w:color w:val="156082" w:themeColor="accent1"/>
+          <w:sz w:val="56"/>
+          <w:szCs w:val="56"/>
+          <w14:shadow w14:blurRad="38100" w14:dist="25400" w14:dir="5400000" w14:sx="100000" w14:sy="100000" w14:kx="0" w14:ky="0" w14:algn="ctr">
+            <w14:srgbClr w14:val="6E747A">
+              <w14:alpha w14:val="57000"/>
+            </w14:srgbClr>
+          </w14:shadow>
+          <w14:textOutline w14:w="0" w14:cap="flat" w14:cmpd="sng" w14:algn="ctr">
+            <w14:noFill/>
+            <w14:prstDash w14:val="solid"/>
+            <w14:round/>
+          </w14:textOutline>
+        </w:rPr>
+      </w:pPr>
+    </w:p>
+    <w:p>
+      <w:pPr>
+        <w:spacing w:after="80"/>
+        <w:jc w:val="center"/>
+        <w:rPr>
+          <w:color w:val="4C94D8" w:themeColor="text2" w:themeTint="80"/>
+          <w:sz w:val="48"/>
+          <w:szCs w:val="48"/>
+          <w14:shadow w14:blurRad="38100" w14:dist="19050" w14:dir="2700000" w14:sx="100000" w14:sy="100000" w14:kx="0" w14:ky="0" w14:algn="tl">
+            <w14:schemeClr w14:val="dk1">
+              <w14:alpha w14:val="60000"/>
+            </w14:schemeClr>
+          </w14:shadow>
+          <w14:textOutline w14:w="0" w14:cap="flat" w14:cmpd="sng" w14:algn="ctr">
+            <w14:noFill/>
+            <w14:prstDash w14:val="solid"/>
+            <w14:round/>
+          </w14:textOutline>
+        </w:rPr>
+      </w:pPr>
+      <w:r>
+        <w:rPr>
+          <w:bCs/>
+          <w:color w:val="4C94D8" w:themeColor="text2" w:themeTint="80"/>
+          <w:sz w:val="56"/>
+          <w:szCs w:val="56"/>
+          <w14:shadow w14:blurRad="38100" w14:dist="19050" w14:dir="2700000" w14:sx="100000" w14:sy="100000" w14:kx="0" w14:ky="0" w14:algn="tl">
+            <w14:schemeClr w14:val="dk1">
+              <w14:alpha w14:val="60000"/>
+            </w14:schemeClr>
+          </w14:shadow>
+          <w14:textOutline w14:w="0" w14:cap="flat" w14:cmpd="sng" w14:algn="ctr">
+            <w14:noFill/>
+            <w14:prstDash w14:val="solid"/>
+            <w14:round/>
+          </w14:textOutline>
+        </w:rPr>
+        <w:t>Project Report</w:t>
+      </w:r>
+    </w:p>
+    <w:p>
+      <w:pPr>
+        <w:spacing w:after="80"/>
+        <w:jc w:val="center"/>
+        <w:rPr>
+          <w:sz w:val="52"/>
+          <w:szCs w:val="52"/>
+        </w:rPr>
       </w:pPr>
     </w:p>
     <w:p>
@@ -18,12 +107,12 @@
           <w:sz w:val="56"/>
           <w:szCs w:val="56"/>
         </w:rPr>
-        <w:t xml:space="preserve">India Air Quality Analysis</w:t>
-      </w:r>
-    </w:p>
-    <w:p>
-      <w:pPr>
-        <w:spacing w:after="600" w:before="200"/>
+        <w:t>India Air Quality Analysis</w:t>
+      </w:r>
+    </w:p>
+    <w:p>
+      <w:pPr>
+        <w:spacing w:before="200" w:after="600"/>
         <w:jc w:val="center"/>
       </w:pPr>
       <w:r>
@@ -32,54 +121,19 @@
           <w:sz w:val="32"/>
           <w:szCs w:val="32"/>
         </w:rPr>
-        <w:t xml:space="preserve">Identifying &amp; Predicting AQI in India's Most Polluted Cities</w:t>
-      </w:r>
-    </w:p>
-    <w:p>
-      <w:pPr>
-        <w:spacing w:after="80"/>
-        <w:jc w:val="center"/>
-      </w:pPr>
-      <w:r>
+        <w:t>Identifying &amp; Predicting AQI in India's Most Polluted Cities</w:t>
+      </w:r>
+    </w:p>
+    <w:p>
+      <w:pPr>
+        <w:spacing w:after="40"/>
+        <w:jc w:val="center"/>
         <w:rPr>
           <w:b/>
           <w:bCs/>
-          <w:sz w:val="26"/>
-          <w:szCs w:val="26"/>
-        </w:rPr>
-        <w:t xml:space="preserve">Project Report</w:t>
-      </w:r>
-    </w:p>
-    <w:p>
-      <w:pPr>
-        <w:spacing w:after="40"/>
-        <w:jc w:val="center"/>
-      </w:pPr>
-      <w:r>
-        <w:rPr>
           <w:sz w:val="22"/>
           <w:szCs w:val="22"/>
         </w:rPr>
-        <w:t xml:space="preserve">AICTE | IBM SkillsBuild Data Analytics with AI Internship 2026</w:t>
-      </w:r>
-    </w:p>
-    <w:p>
-      <w:pPr>
-        <w:spacing w:after="400"/>
-        <w:jc w:val="center"/>
-      </w:pPr>
-      <w:r>
-        <w:rPr>
-          <w:sz w:val="22"/>
-          <w:szCs w:val="22"/>
-        </w:rPr>
-        <w:t xml:space="preserve">Conducted by BharatCares</w:t>
-      </w:r>
-    </w:p>
-    <w:p>
-      <w:pPr>
-        <w:spacing w:after="40"/>
-        <w:jc w:val="center"/>
       </w:pPr>
       <w:r>
         <w:rPr>
@@ -88,34 +142,243 @@
           <w:sz w:val="24"/>
           <w:szCs w:val="24"/>
         </w:rPr>
-        <w:t xml:space="preserve">Submitted by: Srithesh</w:t>
-      </w:r>
-    </w:p>
-    <w:p>
-      <w:pPr>
-        <w:jc w:val="center"/>
-      </w:pPr>
-      <w:r>
-        <w:rPr>
-          <w:color w:val="666666"/>
+        <w:t xml:space="preserve">AICTE | IBM </w:t>
+      </w:r>
+      <w:proofErr w:type="spellStart"/>
+      <w:r>
+        <w:rPr>
+          <w:b/>
+          <w:bCs/>
+          <w:sz w:val="24"/>
+          <w:szCs w:val="24"/>
+        </w:rPr>
+        <w:t>SkillsBuild</w:t>
+      </w:r>
+      <w:proofErr w:type="spellEnd"/>
+      <w:r>
+        <w:rPr>
+          <w:b/>
+          <w:bCs/>
+          <w:sz w:val="24"/>
+          <w:szCs w:val="24"/>
+        </w:rPr>
+        <w:t xml:space="preserve"> Data Analytics with AI Internship 2026</w:t>
+      </w:r>
+    </w:p>
+    <w:p>
+      <w:pPr>
+        <w:spacing w:after="400"/>
+        <w:jc w:val="center"/>
+        <w:rPr>
           <w:sz w:val="22"/>
           <w:szCs w:val="22"/>
         </w:rPr>
-        <w:t xml:space="preserve">sritheshp@gmail.com</w:t>
-      </w:r>
-    </w:p>
-    <w:p>
-      <w:r>
-        <w:br w:type="page"/>
-      </w:r>
+      </w:pPr>
+      <w:r>
+        <w:rPr>
+          <w:sz w:val="24"/>
+          <w:szCs w:val="24"/>
+        </w:rPr>
+        <w:t xml:space="preserve">Conducted by </w:t>
+      </w:r>
+      <w:proofErr w:type="spellStart"/>
+      <w:r>
+        <w:rPr>
+          <w:sz w:val="24"/>
+          <w:szCs w:val="24"/>
+        </w:rPr>
+        <w:t>BharatCares</w:t>
+      </w:r>
+      <w:proofErr w:type="spellEnd"/>
+      <w:r>
+        <w:rPr>
+          <w:sz w:val="24"/>
+          <w:szCs w:val="24"/>
+        </w:rPr>
+        <w:t>, in association with AICT</w:t>
+      </w:r>
+      <w:r>
+        <w:rPr>
+          <w:sz w:val="24"/>
+          <w:szCs w:val="24"/>
+        </w:rPr>
+        <w:t>E</w:t>
+      </w:r>
+    </w:p>
+    <w:p>
+      <w:pPr>
+        <w:spacing w:after="40"/>
+        <w:jc w:val="center"/>
+        <w:rPr>
+          <w:b/>
+          <w:bCs/>
+          <w:sz w:val="28"/>
+          <w:szCs w:val="28"/>
+        </w:rPr>
+      </w:pPr>
+    </w:p>
+    <w:p>
+      <w:pPr>
+        <w:spacing w:after="40"/>
+        <w:jc w:val="center"/>
+        <w:rPr>
+          <w:b/>
+          <w:bCs/>
+          <w:sz w:val="28"/>
+          <w:szCs w:val="28"/>
+        </w:rPr>
+      </w:pPr>
+    </w:p>
+    <w:p>
+      <w:pPr>
+        <w:spacing w:after="40"/>
+        <w:jc w:val="center"/>
+        <w:rPr>
+          <w:sz w:val="22"/>
+          <w:szCs w:val="22"/>
+        </w:rPr>
+      </w:pPr>
+      <w:r>
+        <w:rPr>
+          <w:b/>
+          <w:bCs/>
+          <w:sz w:val="28"/>
+          <w:szCs w:val="28"/>
+        </w:rPr>
+        <w:t>Submitted by: Srithesh</w:t>
+      </w:r>
+    </w:p>
+    <w:p>
+      <w:pPr>
+        <w:jc w:val="center"/>
+        <w:rPr>
+          <w:sz w:val="22"/>
+          <w:szCs w:val="22"/>
+        </w:rPr>
+      </w:pPr>
+      <w:r>
+        <w:rPr>
+          <w:color w:val="666666"/>
+          <w:sz w:val="24"/>
+          <w:szCs w:val="24"/>
+        </w:rPr>
+        <w:t>sritheshp@gmail.com</w:t>
+      </w:r>
+    </w:p>
+    <w:p>
+      <w:pPr>
+        <w:jc w:val="center"/>
+        <w:rPr>
+          <w:sz w:val="22"/>
+          <w:szCs w:val="22"/>
+        </w:rPr>
+      </w:pPr>
+      <w:r>
+        <w:rPr>
+          <w:sz w:val="22"/>
+          <w:szCs w:val="22"/>
+        </w:rPr>
+        <w:t>Institution: Milagres College Kallianpur</w:t>
+      </w:r>
+    </w:p>
+    <w:p>
+      <w:pPr>
+        <w:jc w:val="center"/>
+        <w:rPr>
+          <w:sz w:val="22"/>
+          <w:szCs w:val="22"/>
+        </w:rPr>
+      </w:pPr>
+      <w:r>
+        <w:rPr>
+          <w:sz w:val="22"/>
+          <w:szCs w:val="22"/>
+        </w:rPr>
+        <w:t xml:space="preserve">Branch / Specialization: Bachelor of Computer </w:t>
+      </w:r>
+      <w:r>
+        <w:rPr>
+          <w:sz w:val="22"/>
+          <w:szCs w:val="22"/>
+        </w:rPr>
+        <w:t>Applications</w:t>
+      </w:r>
+    </w:p>
+    <w:p>
+      <w:pPr>
+        <w:jc w:val="center"/>
+        <w:rPr>
+          <w:sz w:val="22"/>
+          <w:szCs w:val="22"/>
+        </w:rPr>
+      </w:pPr>
+      <w:r>
+        <w:rPr>
+          <w:sz w:val="22"/>
+          <w:szCs w:val="22"/>
+        </w:rPr>
+        <w:t>Date: September 202</w:t>
+      </w:r>
+      <w:r>
+        <w:rPr>
+          <w:sz w:val="22"/>
+          <w:szCs w:val="22"/>
+        </w:rPr>
+        <w:t>6</w:t>
+      </w:r>
+    </w:p>
+    <w:p>
+      <w:pPr>
+        <w:rPr>
+          <w:sz w:val="22"/>
+          <w:szCs w:val="22"/>
+        </w:rPr>
+      </w:pPr>
     </w:p>
     <w:p>
       <w:pPr>
         <w:pStyle w:val="Heading1"/>
-        <w:spacing w:after="160" w:before="360"/>
-      </w:pPr>
-      <w:r>
-        <w:t xml:space="preserve">1. Introduction / Problem Statement</w:t>
+        <w:spacing w:before="360" w:after="160"/>
+      </w:pPr>
+    </w:p>
+    <w:p>
+      <w:pPr>
+        <w:pStyle w:val="Heading1"/>
+        <w:spacing w:before="360" w:after="160"/>
+      </w:pPr>
+    </w:p>
+    <w:p>
+      <w:pPr>
+        <w:pStyle w:val="Heading1"/>
+        <w:spacing w:before="360" w:after="160"/>
+      </w:pPr>
+    </w:p>
+    <w:p>
+      <w:pPr>
+        <w:pStyle w:val="Heading1"/>
+        <w:spacing w:before="360" w:after="160"/>
+      </w:pPr>
+    </w:p>
+    <w:p>
+      <w:pPr>
+        <w:pStyle w:val="Heading1"/>
+        <w:spacing w:before="360" w:after="160"/>
+      </w:pPr>
+    </w:p>
+    <w:p>
+      <w:pPr>
+        <w:pStyle w:val="Heading1"/>
+        <w:spacing w:before="360" w:after="160"/>
+      </w:pPr>
+    </w:p>
+    <w:p>
+      <w:pPr>
+        <w:pStyle w:val="Heading1"/>
+        <w:spacing w:before="360" w:after="160"/>
+      </w:pPr>
+      <w:r>
+        <w:lastRenderedPageBreak/>
+        <w:t>1. Introduction / Problem Statement</w:t>
       </w:r>
     </w:p>
     <w:p>
@@ -123,7 +386,7 @@
         <w:spacing w:after="160"/>
       </w:pPr>
       <w:r>
-        <w:t xml:space="preserve">Air pollution is one of India's most serious public health and environmental challenges. Several Indian cities rank among the most polluted in the world, with concentrations of PM2.5, PM10, NO2 and other pollutants regularly exceeding safe limits, especially during winter months.</w:t>
+        <w:t>Air pollution is one of India's most serious public health and environmental challenges. Several Indian cities rank among the most polluted in the world, with concentrations of PM2.5, PM10, NO2 and other pollutants regularly exceeding safe limits, especially during winter months.</w:t>
       </w:r>
     </w:p>
     <w:p>
@@ -131,16 +394,24 @@
         <w:spacing w:after="160"/>
       </w:pPr>
       <w:r>
-        <w:t xml:space="preserve">This project analyzes daily air quality data collected from monitoring stations across Indian cities between 2015 and 2020 to: (1) identify the cities most affected by poor air quality, (2) understand seasonal and pollutant-driven patterns behind high AQI, and (3) build machine learning models that can classify a day's air quality category and predict the numeric AQI value from pollutant readings.</w:t>
+        <w:t xml:space="preserve">This project </w:t>
+      </w:r>
+      <w:proofErr w:type="spellStart"/>
+      <w:r>
+        <w:t>analyzes</w:t>
+      </w:r>
+      <w:proofErr w:type="spellEnd"/>
+      <w:r>
+        <w:t xml:space="preserve"> daily air quality data collected from monitoring stations across Indian cities between 2015 and 2020 to: (1) identify the cities most affected by poor air quality, (2) understand seasonal and pollutant-driven patterns behind high AQI, and (3) build machine learning models that can classify a day's air quality category and predict the numeric AQI value from pollutant readings.</w:t>
       </w:r>
     </w:p>
     <w:p>
       <w:pPr>
         <w:pStyle w:val="Heading1"/>
-        <w:spacing w:after="160" w:before="360"/>
-      </w:pPr>
-      <w:r>
-        <w:t xml:space="preserve">2. Dataset Description</w:t>
+        <w:spacing w:before="360" w:after="160"/>
+      </w:pPr>
+      <w:r>
+        <w:t>2. Dataset Description</w:t>
       </w:r>
     </w:p>
     <w:p>
@@ -148,7 +419,7 @@
         <w:spacing w:after="160"/>
       </w:pPr>
       <w:r>
-        <w:t xml:space="preserve">Dataset: Air Quality Data in India (2015-2020), also listed on Kaggle as "Clean Air? India's Air Quality".</w:t>
+        <w:t>Dataset: Air Quality Data in India (2015-2020), also listed on Kaggle as "Clean Air? India's Air Quality".</w:t>
       </w:r>
     </w:p>
     <w:p>
@@ -159,7 +430,7 @@
         <w:rPr>
           <w:color w:val="1155CC"/>
         </w:rPr>
-        <w:t xml:space="preserve">Source: https://www.kaggle.com/code/frtgnn/clean-air-india-s-air-quality/input</w:t>
+        <w:t>Source: https://www.kaggle.com/code/frtgnn/clean-air-india-s-air-quality/input</w:t>
       </w:r>
     </w:p>
     <w:p>
@@ -167,16 +438,16 @@
         <w:spacing w:after="160"/>
       </w:pPr>
       <w:r>
-        <w:t xml:space="preserve">File used: city_day.csv — daily average pollutant readings and AQI per city.</w:t>
+        <w:t>File used: city_day.csv — daily average pollutant readings and AQI per city.</w:t>
       </w:r>
     </w:p>
     <w:p>
       <w:pPr>
         <w:pStyle w:val="Heading2"/>
-        <w:spacing w:after="120" w:before="260"/>
-      </w:pPr>
-      <w:r>
-        <w:t xml:space="preserve">Key columns</w:t>
+        <w:spacing w:before="260" w:after="120"/>
+      </w:pPr>
+      <w:r>
+        <w:t>Key columns</w:t>
       </w:r>
     </w:p>
     <w:p>
@@ -189,7 +460,7 @@
         <w:spacing w:after="80"/>
       </w:pPr>
       <w:r>
-        <w:t xml:space="preserve">City, Date — station city and observation date</w:t>
+        <w:t>City, Date — station city and observation date</w:t>
       </w:r>
     </w:p>
     <w:p>
@@ -202,7 +473,7 @@
         <w:spacing w:after="80"/>
       </w:pPr>
       <w:r>
-        <w:t xml:space="preserve">PM2.5, PM10, NO, NO2, NOx, NH3, CO, SO2, O3, Benzene, Toluene, Xylene — pollutant concentrations</w:t>
+        <w:t>PM2.5, PM10, NO, NO2, NOx, NH3, CO, SO2, O3, Benzene, Toluene, Xylene — pollutant concentrations</w:t>
       </w:r>
     </w:p>
     <w:p>
@@ -215,7 +486,7 @@
         <w:spacing w:after="80"/>
       </w:pPr>
       <w:r>
-        <w:t xml:space="preserve">AQI — numeric Air Quality Index (regression target)</w:t>
+        <w:t>AQI — numeric Air Quality Index (regression target)</w:t>
       </w:r>
     </w:p>
     <w:p>
@@ -227,26 +498,31 @@
         </w:numPr>
         <w:spacing w:after="80"/>
       </w:pPr>
-      <w:r>
-        <w:t xml:space="preserve">AQI_Bucket — AQI category: Good, Satisfactory, Moderate, Poor, Very Poor, Severe (classification target)</w:t>
+      <w:proofErr w:type="spellStart"/>
+      <w:r>
+        <w:t>AQI_Bucket</w:t>
+      </w:r>
+      <w:proofErr w:type="spellEnd"/>
+      <w:r>
+        <w:t xml:space="preserve"> — AQI category: Good, Satisfactory, Moderate, Poor, Very Poor, Severe (classification target)</w:t>
       </w:r>
     </w:p>
     <w:p>
       <w:pPr>
         <w:pStyle w:val="Heading1"/>
-        <w:spacing w:after="160" w:before="360"/>
-      </w:pPr>
-      <w:r>
-        <w:t xml:space="preserve">3. Methodology</w:t>
+        <w:spacing w:before="360" w:after="160"/>
+      </w:pPr>
+      <w:r>
+        <w:t>3. Methodology</w:t>
       </w:r>
     </w:p>
     <w:p>
       <w:pPr>
         <w:pStyle w:val="Heading2"/>
-        <w:spacing w:after="120" w:before="260"/>
-      </w:pPr>
-      <w:r>
-        <w:t xml:space="preserve">3.1 Data Cleaning</w:t>
+        <w:spacing w:before="260" w:after="120"/>
+      </w:pPr>
+      <w:r>
+        <w:t>3.1 Data Cleaning</w:t>
       </w:r>
     </w:p>
     <w:p>
@@ -259,7 +535,15 @@
         <w:spacing w:after="80"/>
       </w:pPr>
       <w:r>
-        <w:t xml:space="preserve">Parsed Date to datetime and dropped rows missing both AQI and AQI_Bucket.</w:t>
+        <w:t xml:space="preserve">Parsed Date to datetime and dropped rows missing both AQI and </w:t>
+      </w:r>
+      <w:proofErr w:type="spellStart"/>
+      <w:r>
+        <w:t>AQI_Bucket</w:t>
+      </w:r>
+      <w:proofErr w:type="spellEnd"/>
+      <w:r>
+        <w:t>.</w:t>
       </w:r>
     </w:p>
     <w:p>
@@ -272,16 +556,16 @@
         <w:spacing w:after="80"/>
       </w:pPr>
       <w:r>
-        <w:t xml:space="preserve">Missing pollutant readings were filled per city using time interpolation, with any remaining gaps filled by the column median.</w:t>
+        <w:t>Missing pollutant readings were filled per city using time interpolation, with any remaining gaps filled by the column median.</w:t>
       </w:r>
     </w:p>
     <w:p>
       <w:pPr>
         <w:pStyle w:val="Heading2"/>
-        <w:spacing w:after="120" w:before="260"/>
-      </w:pPr>
-      <w:r>
-        <w:t xml:space="preserve">3.2 Scope: Most Polluted Cities</w:t>
+        <w:spacing w:before="260" w:after="120"/>
+      </w:pPr>
+      <w:r>
+        <w:t>3.2 Scope: Most Polluted Cities</w:t>
       </w:r>
     </w:p>
     <w:p>
@@ -289,16 +573,32 @@
         <w:spacing w:after="160"/>
       </w:pPr>
       <w:r>
-        <w:t xml:space="preserve">Rather than analyzing all monitored cities, the dataset was ranked by mean AQI per city and filtered down to the top 10 most polluted cities, keeping the EDA and modeling focused on the areas of greatest public health concern.</w:t>
+        <w:t xml:space="preserve">Rather than </w:t>
+      </w:r>
+      <w:proofErr w:type="spellStart"/>
+      <w:r>
+        <w:t>analyzing</w:t>
+      </w:r>
+      <w:proofErr w:type="spellEnd"/>
+      <w:r>
+        <w:t xml:space="preserve"> all monitored cities, the dataset was ranked by mean AQI per city and filtered down to the top 10 most polluted cities, keeping the EDA and </w:t>
+      </w:r>
+      <w:proofErr w:type="spellStart"/>
+      <w:r>
+        <w:t>modeling</w:t>
+      </w:r>
+      <w:proofErr w:type="spellEnd"/>
+      <w:r>
+        <w:t xml:space="preserve"> focused on the areas of greatest public health concern.</w:t>
       </w:r>
     </w:p>
     <w:p>
       <w:pPr>
         <w:pStyle w:val="Heading2"/>
-        <w:spacing w:after="120" w:before="260"/>
-      </w:pPr>
-      <w:r>
-        <w:t xml:space="preserve">3.3 Feature Engineering</w:t>
+        <w:spacing w:before="260" w:after="120"/>
+      </w:pPr>
+      <w:r>
+        <w:t>3.3 Feature Engineering</w:t>
       </w:r>
     </w:p>
     <w:p>
@@ -311,7 +611,7 @@
         <w:spacing w:after="80"/>
       </w:pPr>
       <w:r>
-        <w:t xml:space="preserve">Year and Month extracted from the Date column.</w:t>
+        <w:t>Year and Month extracted from the Date column.</w:t>
       </w:r>
     </w:p>
     <w:p>
@@ -324,24 +624,29 @@
         <w:spacing w:after="80"/>
       </w:pPr>
       <w:r>
-        <w:t xml:space="preserve">A Season feature (Winter / Summer / Monsoon / Post-Monsoon) was derived from the month.</w:t>
+        <w:t>A Season feature (Winter / Summer / Monsoon / Post-Monsoon) was derived from the month.</w:t>
       </w:r>
     </w:p>
     <w:p>
       <w:pPr>
         <w:pStyle w:val="Heading2"/>
-        <w:spacing w:after="120" w:before="260"/>
-      </w:pPr>
-      <w:r>
-        <w:t xml:space="preserve">3.4 Modeling</w:t>
-      </w:r>
+        <w:spacing w:before="260" w:after="120"/>
+      </w:pPr>
+      <w:r>
+        <w:t xml:space="preserve">3.4 </w:t>
+      </w:r>
+      <w:proofErr w:type="spellStart"/>
+      <w:r>
+        <w:t>Modeling</w:t>
+      </w:r>
+      <w:proofErr w:type="spellEnd"/>
     </w:p>
     <w:p>
       <w:pPr>
         <w:spacing w:after="160"/>
       </w:pPr>
       <w:r>
-        <w:t xml:space="preserve">Two prediction tasks were built, each comparing a simple linear baseline against a Random Forest:</w:t>
+        <w:t>Two prediction tasks were built, each comparing a simple linear baseline against a Random Forest:</w:t>
       </w:r>
     </w:p>
     <w:p>
@@ -354,7 +659,15 @@
         <w:spacing w:after="80"/>
       </w:pPr>
       <w:r>
-        <w:t xml:space="preserve">Classification — Logistic Regression vs. Random Forest Classifier, predicting AQI_Bucket.</w:t>
+        <w:t xml:space="preserve">Classification — Logistic Regression vs. Random Forest Classifier, predicting </w:t>
+      </w:r>
+      <w:proofErr w:type="spellStart"/>
+      <w:r>
+        <w:t>AQI_Bucket</w:t>
+      </w:r>
+      <w:proofErr w:type="spellEnd"/>
+      <w:r>
+        <w:t>.</w:t>
       </w:r>
     </w:p>
     <w:p>
@@ -367,7 +680,7 @@
         <w:spacing w:after="80"/>
       </w:pPr>
       <w:r>
-        <w:t xml:space="preserve">Regression — Linear Regression vs. Random Forest Regressor, predicting numeric AQI.</w:t>
+        <w:t>Regression — Linear Regression vs. Random Forest Regressor, predicting numeric AQI.</w:t>
       </w:r>
     </w:p>
     <w:p>
@@ -375,7 +688,7 @@
         <w:spacing w:after="160"/>
       </w:pPr>
       <w:r>
-        <w:t xml:space="preserve">Both tasks used an 80/20 train-test split and pollutant + time features as predictors.</w:t>
+        <w:t>Both tasks used an 80/20 train-test split and pollutant + time features as predictors.</w:t>
       </w:r>
     </w:p>
     <w:p>
@@ -386,10 +699,11 @@
     <w:p>
       <w:pPr>
         <w:pStyle w:val="Heading1"/>
-        <w:spacing w:after="160" w:before="360"/>
-      </w:pPr>
-      <w:r>
-        <w:t xml:space="preserve">4. Exploratory Data Analysis</w:t>
+        <w:spacing w:before="360" w:after="160"/>
+      </w:pPr>
+      <w:r>
+        <w:lastRenderedPageBreak/>
+        <w:t>4. Exploratory Data Analysis</w:t>
       </w:r>
     </w:p>
     <w:p>
@@ -401,19 +715,17 @@
           <w:i/>
           <w:iCs/>
           <w:color w:val="AA5500"/>
-          <w:sz w:val="20"/>
-          <w:szCs w:val="20"/>
-        </w:rPr>
-        <w:t xml:space="preserve">Note on the figures below: they were generated from a schema-accurate pipeline test run used to verify the analysis code end-to-end. Run Srithesh_India_AirQuality_Analysis.py on the full city_day.csv downloaded from Kaggle to regenerate this section with the final figures before submission.</w:t>
+        </w:rPr>
+        <w:t>Note on the figures below: they were generated from a schema-accurate pipeline test run used to verify the analysis code end-to-end. Run Srithesh_India_AirQuality_Analysis.py on the full city_day.csv downloaded from Kaggle to regenerate this section with the final figures before submission.</w:t>
       </w:r>
     </w:p>
     <w:p>
       <w:pPr>
         <w:pStyle w:val="Heading2"/>
-        <w:spacing w:after="120" w:before="260"/>
-      </w:pPr>
-      <w:r>
-        <w:t xml:space="preserve">4.1 Most Polluted Cities</w:t>
+        <w:spacing w:before="260" w:after="120"/>
+      </w:pPr>
+      <w:r>
+        <w:t>4.1 Most Polluted Cities</w:t>
       </w:r>
     </w:p>
     <w:p>
@@ -422,11 +734,14 @@
         <w:jc w:val="center"/>
       </w:pPr>
       <w:r>
+        <w:rPr>
+          <w:noProof/>
+        </w:rPr>
         <w:drawing>
-          <wp:inline distT="0" distB="0" distL="0" distR="0">
+          <wp:inline distT="0" distB="0" distL="0" distR="0" wp14:anchorId="011177D4" wp14:editId="162EB225">
             <wp:extent cx="5334000" cy="3200400"/>
-            <wp:effectExtent t="0" r="0" b="0" l="0"/>
-            <wp:docPr id="1" name="" descr="" title=""/>
+            <wp:effectExtent l="0" t="0" r="0" b="0"/>
+            <wp:docPr id="1" name="Picture 1"/>
             <wp:cNvGraphicFramePr>
               <a:graphicFrameLocks xmlns:a="http://schemas.openxmlformats.org/drawingml/2006/main" noChangeAspect="1"/>
             </wp:cNvGraphicFramePr>
@@ -434,13 +749,13 @@
               <a:graphicData uri="http://schemas.openxmlformats.org/drawingml/2006/picture">
                 <pic:pic xmlns:pic="http://schemas.openxmlformats.org/drawingml/2006/picture">
                   <pic:nvPicPr>
-                    <pic:cNvPr id="0" name="" descr=""/>
+                    <pic:cNvPr id="0" name=""/>
                     <pic:cNvPicPr>
                       <a:picLocks noChangeAspect="1" noChangeArrowheads="1"/>
                     </pic:cNvPicPr>
                   </pic:nvPicPr>
                   <pic:blipFill>
-                    <a:blip r:embed="rId7" cstate="none"/>
+                    <a:blip r:embed="rId5"/>
                     <a:srcRect/>
                     <a:stretch>
                       <a:fillRect/>
@@ -472,19 +787,83 @@
           <w:i/>
           <w:iCs/>
           <w:color w:val="555555"/>
-          <w:sz w:val="20"/>
-          <w:szCs w:val="20"/>
-        </w:rPr>
-        <w:t xml:space="preserve">Figure 1: Top 10 cities ranked by mean AQI (2015-2020).</w:t>
+        </w:rPr>
+        <w:t>Figure 1: Top 10 cities ranked by mean AQI (2015-2020).</w:t>
       </w:r>
     </w:p>
     <w:p>
       <w:pPr>
         <w:pStyle w:val="Heading2"/>
-        <w:spacing w:after="120" w:before="260"/>
-      </w:pPr>
-      <w:r>
-        <w:t xml:space="preserve">4.2 Yearly AQI Trend</w:t>
+        <w:spacing w:before="260" w:after="120"/>
+      </w:pPr>
+    </w:p>
+    <w:p>
+      <w:pPr>
+        <w:pStyle w:val="Heading2"/>
+        <w:spacing w:before="260" w:after="120"/>
+      </w:pPr>
+    </w:p>
+    <w:p>
+      <w:pPr>
+        <w:pStyle w:val="Heading2"/>
+        <w:spacing w:before="260" w:after="120"/>
+      </w:pPr>
+    </w:p>
+    <w:p>
+      <w:pPr>
+        <w:pStyle w:val="Heading2"/>
+        <w:spacing w:before="260" w:after="120"/>
+      </w:pPr>
+    </w:p>
+    <w:p>
+      <w:pPr>
+        <w:pStyle w:val="Heading2"/>
+        <w:spacing w:before="260" w:after="120"/>
+      </w:pPr>
+    </w:p>
+    <w:p>
+      <w:pPr>
+        <w:pStyle w:val="Heading2"/>
+        <w:spacing w:before="260" w:after="120"/>
+      </w:pPr>
+    </w:p>
+    <w:p>
+      <w:pPr>
+        <w:pStyle w:val="Heading2"/>
+        <w:spacing w:before="260" w:after="120"/>
+      </w:pPr>
+    </w:p>
+    <w:p>
+      <w:pPr>
+        <w:pStyle w:val="Heading2"/>
+        <w:spacing w:before="260" w:after="120"/>
+      </w:pPr>
+    </w:p>
+    <w:p>
+      <w:pPr>
+        <w:pStyle w:val="Heading2"/>
+        <w:spacing w:before="260" w:after="120"/>
+      </w:pPr>
+    </w:p>
+    <w:p>
+      <w:pPr>
+        <w:pStyle w:val="Heading2"/>
+        <w:spacing w:before="260" w:after="120"/>
+      </w:pPr>
+    </w:p>
+    <w:p>
+      <w:pPr>
+        <w:pStyle w:val="Heading2"/>
+        <w:spacing w:before="260" w:after="120"/>
+      </w:pPr>
+    </w:p>
+    <w:p>
+      <w:pPr>
+        <w:pStyle w:val="Heading2"/>
+        <w:spacing w:before="260" w:after="120"/>
+      </w:pPr>
+      <w:r>
+        <w:t>4.2 Yearly AQI Trend</w:t>
       </w:r>
     </w:p>
     <w:p>
@@ -493,11 +872,14 @@
         <w:jc w:val="center"/>
       </w:pPr>
       <w:r>
+        <w:rPr>
+          <w:noProof/>
+        </w:rPr>
         <w:drawing>
-          <wp:inline distT="0" distB="0" distL="0" distR="0">
+          <wp:inline distT="0" distB="0" distL="0" distR="0" wp14:anchorId="1874FCC7" wp14:editId="5B121A46">
             <wp:extent cx="5334000" cy="3200400"/>
-            <wp:effectExtent t="0" r="0" b="0" l="0"/>
-            <wp:docPr id="1" name="" descr="" title=""/>
+            <wp:effectExtent l="0" t="0" r="0" b="0"/>
+            <wp:docPr id="955628015" name="Picture 955628015"/>
             <wp:cNvGraphicFramePr>
               <a:graphicFrameLocks xmlns:a="http://schemas.openxmlformats.org/drawingml/2006/main" noChangeAspect="1"/>
             </wp:cNvGraphicFramePr>
@@ -505,13 +887,13 @@
               <a:graphicData uri="http://schemas.openxmlformats.org/drawingml/2006/picture">
                 <pic:pic xmlns:pic="http://schemas.openxmlformats.org/drawingml/2006/picture">
                   <pic:nvPicPr>
-                    <pic:cNvPr id="0" name="" descr=""/>
+                    <pic:cNvPr id="0" name=""/>
                     <pic:cNvPicPr>
                       <a:picLocks noChangeAspect="1" noChangeArrowheads="1"/>
                     </pic:cNvPicPr>
                   </pic:nvPicPr>
                   <pic:blipFill>
-                    <a:blip r:embed="rId8" cstate="none"/>
+                    <a:blip r:embed="rId6"/>
                     <a:srcRect/>
                     <a:stretch>
                       <a:fillRect/>
@@ -543,19 +925,17 @@
           <w:i/>
           <w:iCs/>
           <w:color w:val="555555"/>
-          <w:sz w:val="20"/>
-          <w:szCs w:val="20"/>
-        </w:rPr>
-        <w:t xml:space="preserve">Figure 2: Year-over-year average AQI for the most polluted cities.</w:t>
+        </w:rPr>
+        <w:t>Figure 2: Year-over-year average AQI for the most polluted cities.</w:t>
       </w:r>
     </w:p>
     <w:p>
       <w:pPr>
         <w:pStyle w:val="Heading2"/>
-        <w:spacing w:after="120" w:before="260"/>
-      </w:pPr>
-      <w:r>
-        <w:t xml:space="preserve">4.3 Seasonal Pattern</w:t>
+        <w:spacing w:before="260" w:after="120"/>
+      </w:pPr>
+      <w:r>
+        <w:t>4.3 Seasonal Pattern</w:t>
       </w:r>
     </w:p>
     <w:p>
@@ -564,11 +944,14 @@
         <w:jc w:val="center"/>
       </w:pPr>
       <w:r>
+        <w:rPr>
+          <w:noProof/>
+        </w:rPr>
         <w:drawing>
-          <wp:inline distT="0" distB="0" distL="0" distR="0">
+          <wp:inline distT="0" distB="0" distL="0" distR="0" wp14:anchorId="6086C58F" wp14:editId="2D55E41B">
             <wp:extent cx="5334000" cy="3200400"/>
-            <wp:effectExtent t="0" r="0" b="0" l="0"/>
-            <wp:docPr id="1" name="" descr="" title=""/>
+            <wp:effectExtent l="0" t="0" r="0" b="0"/>
+            <wp:docPr id="254174571" name="Picture 254174571"/>
             <wp:cNvGraphicFramePr>
               <a:graphicFrameLocks xmlns:a="http://schemas.openxmlformats.org/drawingml/2006/main" noChangeAspect="1"/>
             </wp:cNvGraphicFramePr>
@@ -576,13 +959,13 @@
               <a:graphicData uri="http://schemas.openxmlformats.org/drawingml/2006/picture">
                 <pic:pic xmlns:pic="http://schemas.openxmlformats.org/drawingml/2006/picture">
                   <pic:nvPicPr>
-                    <pic:cNvPr id="0" name="" descr=""/>
+                    <pic:cNvPr id="0" name=""/>
                     <pic:cNvPicPr>
                       <a:picLocks noChangeAspect="1" noChangeArrowheads="1"/>
                     </pic:cNvPicPr>
                   </pic:nvPicPr>
                   <pic:blipFill>
-                    <a:blip r:embed="rId9" cstate="none"/>
+                    <a:blip r:embed="rId7"/>
                     <a:srcRect/>
                     <a:stretch>
                       <a:fillRect/>
@@ -614,19 +997,18 @@
           <w:i/>
           <w:iCs/>
           <w:color w:val="555555"/>
-          <w:sz w:val="20"/>
-          <w:szCs w:val="20"/>
-        </w:rPr>
-        <w:t xml:space="preserve">Figure 3: Average AQI by season — winter consistently shows the sharpest spike.</w:t>
+        </w:rPr>
+        <w:t>Figure 3: Average AQI by season — winter consistently shows the sharpest spike.</w:t>
       </w:r>
     </w:p>
     <w:p>
       <w:pPr>
         <w:pStyle w:val="Heading2"/>
-        <w:spacing w:after="120" w:before="260"/>
-      </w:pPr>
-      <w:r>
-        <w:t xml:space="preserve">4.4 AQI Category Distribution</w:t>
+        <w:spacing w:before="260" w:after="120"/>
+      </w:pPr>
+      <w:r>
+        <w:lastRenderedPageBreak/>
+        <w:t>4.4 AQI Category Distribution</w:t>
       </w:r>
     </w:p>
     <w:p>
@@ -635,11 +1017,14 @@
         <w:jc w:val="center"/>
       </w:pPr>
       <w:r>
+        <w:rPr>
+          <w:noProof/>
+        </w:rPr>
         <w:drawing>
-          <wp:inline distT="0" distB="0" distL="0" distR="0">
+          <wp:inline distT="0" distB="0" distL="0" distR="0" wp14:anchorId="531C9B87" wp14:editId="0B875AF8">
             <wp:extent cx="5334000" cy="3200400"/>
-            <wp:effectExtent t="0" r="0" b="0" l="0"/>
-            <wp:docPr id="1" name="" descr="" title=""/>
+            <wp:effectExtent l="0" t="0" r="0" b="0"/>
+            <wp:docPr id="456349019" name="Picture 456349019"/>
             <wp:cNvGraphicFramePr>
               <a:graphicFrameLocks xmlns:a="http://schemas.openxmlformats.org/drawingml/2006/main" noChangeAspect="1"/>
             </wp:cNvGraphicFramePr>
@@ -647,13 +1032,13 @@
               <a:graphicData uri="http://schemas.openxmlformats.org/drawingml/2006/picture">
                 <pic:pic xmlns:pic="http://schemas.openxmlformats.org/drawingml/2006/picture">
                   <pic:nvPicPr>
-                    <pic:cNvPr id="0" name="" descr=""/>
+                    <pic:cNvPr id="0" name=""/>
                     <pic:cNvPicPr>
                       <a:picLocks noChangeAspect="1" noChangeArrowheads="1"/>
                     </pic:cNvPicPr>
                   </pic:nvPicPr>
                   <pic:blipFill>
-                    <a:blip r:embed="rId10" cstate="none"/>
+                    <a:blip r:embed="rId8"/>
                     <a:srcRect/>
                     <a:stretch>
                       <a:fillRect/>
@@ -685,19 +1070,17 @@
           <w:i/>
           <w:iCs/>
           <w:color w:val="555555"/>
-          <w:sz w:val="20"/>
-          <w:szCs w:val="20"/>
-        </w:rPr>
-        <w:t xml:space="preserve">Figure 4: Distribution of AQI categories across the most polluted cities.</w:t>
+        </w:rPr>
+        <w:t>Figure 4: Distribution of AQI categories across the most polluted cities.</w:t>
       </w:r>
     </w:p>
     <w:p>
       <w:pPr>
         <w:pStyle w:val="Heading2"/>
-        <w:spacing w:after="120" w:before="260"/>
-      </w:pPr>
-      <w:r>
-        <w:t xml:space="preserve">4.5 Pollutant Correlation</w:t>
+        <w:spacing w:before="260" w:after="120"/>
+      </w:pPr>
+      <w:r>
+        <w:t>4.5 Pollutant Correlation</w:t>
       </w:r>
     </w:p>
     <w:p>
@@ -706,11 +1089,14 @@
         <w:jc w:val="center"/>
       </w:pPr>
       <w:r>
+        <w:rPr>
+          <w:noProof/>
+        </w:rPr>
         <w:drawing>
-          <wp:inline distT="0" distB="0" distL="0" distR="0">
+          <wp:inline distT="0" distB="0" distL="0" distR="0" wp14:anchorId="62B99629" wp14:editId="04C29A56">
             <wp:extent cx="4572000" cy="3657600"/>
-            <wp:effectExtent t="0" r="0" b="0" l="0"/>
-            <wp:docPr id="1" name="" descr="" title=""/>
+            <wp:effectExtent l="0" t="0" r="0" b="0"/>
+            <wp:docPr id="939496347" name="Picture 939496347"/>
             <wp:cNvGraphicFramePr>
               <a:graphicFrameLocks xmlns:a="http://schemas.openxmlformats.org/drawingml/2006/main" noChangeAspect="1"/>
             </wp:cNvGraphicFramePr>
@@ -718,13 +1104,13 @@
               <a:graphicData uri="http://schemas.openxmlformats.org/drawingml/2006/picture">
                 <pic:pic xmlns:pic="http://schemas.openxmlformats.org/drawingml/2006/picture">
                   <pic:nvPicPr>
-                    <pic:cNvPr id="0" name="" descr=""/>
+                    <pic:cNvPr id="0" name=""/>
                     <pic:cNvPicPr>
                       <a:picLocks noChangeAspect="1" noChangeArrowheads="1"/>
                     </pic:cNvPicPr>
                   </pic:nvPicPr>
                   <pic:blipFill>
-                    <a:blip r:embed="rId11" cstate="none"/>
+                    <a:blip r:embed="rId9"/>
                     <a:srcRect/>
                     <a:stretch>
                       <a:fillRect/>
@@ -756,13 +1142,9 @@
           <w:i/>
           <w:iCs/>
           <w:color w:val="555555"/>
-          <w:sz w:val="20"/>
-          <w:szCs w:val="20"/>
-        </w:rPr>
-        <w:t xml:space="preserve">Figure 5: Correlation heatmap between pollutants and AQI.</w:t>
-      </w:r>
-    </w:p>
-    <w:p>
+        </w:rPr>
+        <w:t>Figure 5: Correlation heatmap between pollutants and AQI.</w:t>
+      </w:r>
       <w:r>
         <w:br w:type="page"/>
       </w:r>
@@ -770,19 +1152,20 @@
     <w:p>
       <w:pPr>
         <w:pStyle w:val="Heading1"/>
-        <w:spacing w:after="160" w:before="360"/>
-      </w:pPr>
-      <w:r>
-        <w:t xml:space="preserve">5. Model Comparison &amp; Results</w:t>
+        <w:spacing w:before="360" w:after="160"/>
+      </w:pPr>
+      <w:r>
+        <w:lastRenderedPageBreak/>
+        <w:t>5. Model Comparison &amp; Results</w:t>
       </w:r>
     </w:p>
     <w:p>
       <w:pPr>
         <w:pStyle w:val="Heading2"/>
-        <w:spacing w:after="120" w:before="260"/>
-      </w:pPr>
-      <w:r>
-        <w:t xml:space="preserve">5.1 Classification — Predicting AQI Category</w:t>
+        <w:spacing w:before="260" w:after="120"/>
+      </w:pPr>
+      <w:r>
+        <w:t>5.1 Classification — Predicting AQI Category</w:t>
       </w:r>
     </w:p>
     <w:p>
@@ -791,11 +1174,14 @@
         <w:jc w:val="center"/>
       </w:pPr>
       <w:r>
+        <w:rPr>
+          <w:noProof/>
+        </w:rPr>
         <w:drawing>
-          <wp:inline distT="0" distB="0" distL="0" distR="0">
+          <wp:inline distT="0" distB="0" distL="0" distR="0" wp14:anchorId="38A776E3" wp14:editId="0B88AB4C">
             <wp:extent cx="4191000" cy="3143250"/>
-            <wp:effectExtent t="0" r="0" b="0" l="0"/>
-            <wp:docPr id="1" name="" descr="" title=""/>
+            <wp:effectExtent l="0" t="0" r="0" b="0"/>
+            <wp:docPr id="742442193" name="Picture 742442193"/>
             <wp:cNvGraphicFramePr>
               <a:graphicFrameLocks xmlns:a="http://schemas.openxmlformats.org/drawingml/2006/main" noChangeAspect="1"/>
             </wp:cNvGraphicFramePr>
@@ -803,13 +1189,13 @@
               <a:graphicData uri="http://schemas.openxmlformats.org/drawingml/2006/picture">
                 <pic:pic xmlns:pic="http://schemas.openxmlformats.org/drawingml/2006/picture">
                   <pic:nvPicPr>
-                    <pic:cNvPr id="0" name="" descr=""/>
+                    <pic:cNvPr id="0" name=""/>
                     <pic:cNvPicPr>
                       <a:picLocks noChangeAspect="1" noChangeArrowheads="1"/>
                     </pic:cNvPicPr>
                   </pic:nvPicPr>
                   <pic:blipFill>
-                    <a:blip r:embed="rId12" cstate="none"/>
+                    <a:blip r:embed="rId10"/>
                     <a:srcRect/>
                     <a:stretch>
                       <a:fillRect/>
@@ -841,10 +1227,8 @@
           <w:i/>
           <w:iCs/>
           <w:color w:val="555555"/>
-          <w:sz w:val="20"/>
-          <w:szCs w:val="20"/>
-        </w:rPr>
-        <w:t xml:space="preserve">Figure 6: Confusion matrix for the best-performing classification model.</w:t>
+        </w:rPr>
+        <w:t>Figure 6: Confusion matrix for the best-performing classification model.</w:t>
       </w:r>
     </w:p>
     <w:p>
@@ -853,11 +1237,14 @@
         <w:jc w:val="center"/>
       </w:pPr>
       <w:r>
+        <w:rPr>
+          <w:noProof/>
+        </w:rPr>
         <w:drawing>
-          <wp:inline distT="0" distB="0" distL="0" distR="0">
+          <wp:inline distT="0" distB="0" distL="0" distR="0" wp14:anchorId="15204B5E" wp14:editId="12F816F0">
             <wp:extent cx="5334000" cy="3200400"/>
-            <wp:effectExtent t="0" r="0" b="0" l="0"/>
-            <wp:docPr id="1" name="" descr="" title=""/>
+            <wp:effectExtent l="0" t="0" r="0" b="0"/>
+            <wp:docPr id="493039524" name="Picture 493039524"/>
             <wp:cNvGraphicFramePr>
               <a:graphicFrameLocks xmlns:a="http://schemas.openxmlformats.org/drawingml/2006/main" noChangeAspect="1"/>
             </wp:cNvGraphicFramePr>
@@ -865,13 +1252,13 @@
               <a:graphicData uri="http://schemas.openxmlformats.org/drawingml/2006/picture">
                 <pic:pic xmlns:pic="http://schemas.openxmlformats.org/drawingml/2006/picture">
                   <pic:nvPicPr>
-                    <pic:cNvPr id="0" name="" descr=""/>
+                    <pic:cNvPr id="0" name=""/>
                     <pic:cNvPicPr>
                       <a:picLocks noChangeAspect="1" noChangeArrowheads="1"/>
                     </pic:cNvPicPr>
                   </pic:nvPicPr>
                   <pic:blipFill>
-                    <a:blip r:embed="rId13" cstate="none"/>
+                    <a:blip r:embed="rId11"/>
                     <a:srcRect/>
                     <a:stretch>
                       <a:fillRect/>
@@ -903,19 +1290,24 @@
           <w:i/>
           <w:iCs/>
           <w:color w:val="555555"/>
-          <w:sz w:val="20"/>
-          <w:szCs w:val="20"/>
-        </w:rPr>
-        <w:t xml:space="preserve">Figure 7: Feature importance — Random Forest Classifier.</w:t>
+        </w:rPr>
+        <w:t>Figure 7: Feature importance — Random Forest Classifier.</w:t>
       </w:r>
     </w:p>
     <w:p>
       <w:pPr>
         <w:pStyle w:val="Heading2"/>
-        <w:spacing w:after="120" w:before="260"/>
-      </w:pPr>
-      <w:r>
-        <w:t xml:space="preserve">5.2 Regression — Predicting Numeric AQI</w:t>
+        <w:spacing w:before="260" w:after="120"/>
+      </w:pPr>
+    </w:p>
+    <w:p>
+      <w:pPr>
+        <w:pStyle w:val="Heading2"/>
+        <w:spacing w:before="260" w:after="120"/>
+      </w:pPr>
+      <w:r>
+        <w:lastRenderedPageBreak/>
+        <w:t>5.2 Regression — Predicting Numeric AQI</w:t>
       </w:r>
     </w:p>
     <w:p>
@@ -924,11 +1316,14 @@
         <w:jc w:val="center"/>
       </w:pPr>
       <w:r>
+        <w:rPr>
+          <w:noProof/>
+        </w:rPr>
         <w:drawing>
-          <wp:inline distT="0" distB="0" distL="0" distR="0">
+          <wp:inline distT="0" distB="0" distL="0" distR="0" wp14:anchorId="5294BB18" wp14:editId="2EDA739E">
             <wp:extent cx="5334000" cy="3200400"/>
-            <wp:effectExtent t="0" r="0" b="0" l="0"/>
-            <wp:docPr id="1" name="" descr="" title=""/>
+            <wp:effectExtent l="0" t="0" r="0" b="0"/>
+            <wp:docPr id="227427568" name="Picture 227427568"/>
             <wp:cNvGraphicFramePr>
               <a:graphicFrameLocks xmlns:a="http://schemas.openxmlformats.org/drawingml/2006/main" noChangeAspect="1"/>
             </wp:cNvGraphicFramePr>
@@ -936,13 +1331,13 @@
               <a:graphicData uri="http://schemas.openxmlformats.org/drawingml/2006/picture">
                 <pic:pic xmlns:pic="http://schemas.openxmlformats.org/drawingml/2006/picture">
                   <pic:nvPicPr>
-                    <pic:cNvPr id="0" name="" descr=""/>
+                    <pic:cNvPr id="0" name=""/>
                     <pic:cNvPicPr>
                       <a:picLocks noChangeAspect="1" noChangeArrowheads="1"/>
                     </pic:cNvPicPr>
                   </pic:nvPicPr>
                   <pic:blipFill>
-                    <a:blip r:embed="rId14" cstate="none"/>
+                    <a:blip r:embed="rId12"/>
                     <a:srcRect/>
                     <a:stretch>
                       <a:fillRect/>
@@ -974,10 +1369,8 @@
           <w:i/>
           <w:iCs/>
           <w:color w:val="555555"/>
-          <w:sz w:val="20"/>
-          <w:szCs w:val="20"/>
-        </w:rPr>
-        <w:t xml:space="preserve">Figure 8: Predicted vs. actual AQI on the test set.</w:t>
+        </w:rPr>
+        <w:t>Figure 8: Predicted vs. actual AQI on the test set.</w:t>
       </w:r>
     </w:p>
     <w:p>
@@ -986,11 +1379,14 @@
         <w:jc w:val="center"/>
       </w:pPr>
       <w:r>
+        <w:rPr>
+          <w:noProof/>
+        </w:rPr>
         <w:drawing>
-          <wp:inline distT="0" distB="0" distL="0" distR="0">
+          <wp:inline distT="0" distB="0" distL="0" distR="0" wp14:anchorId="0D923D75" wp14:editId="3E4C68CD">
             <wp:extent cx="5334000" cy="3200400"/>
-            <wp:effectExtent t="0" r="0" b="0" l="0"/>
-            <wp:docPr id="1" name="" descr="" title=""/>
+            <wp:effectExtent l="0" t="0" r="0" b="0"/>
+            <wp:docPr id="1321167178" name="Picture 1321167178"/>
             <wp:cNvGraphicFramePr>
               <a:graphicFrameLocks xmlns:a="http://schemas.openxmlformats.org/drawingml/2006/main" noChangeAspect="1"/>
             </wp:cNvGraphicFramePr>
@@ -998,13 +1394,13 @@
               <a:graphicData uri="http://schemas.openxmlformats.org/drawingml/2006/picture">
                 <pic:pic xmlns:pic="http://schemas.openxmlformats.org/drawingml/2006/picture">
                   <pic:nvPicPr>
-                    <pic:cNvPr id="0" name="" descr=""/>
+                    <pic:cNvPr id="0" name=""/>
                     <pic:cNvPicPr>
                       <a:picLocks noChangeAspect="1" noChangeArrowheads="1"/>
                     </pic:cNvPicPr>
                   </pic:nvPicPr>
                   <pic:blipFill>
-                    <a:blip r:embed="rId15" cstate="none"/>
+                    <a:blip r:embed="rId13"/>
                     <a:srcRect/>
                     <a:stretch>
                       <a:fillRect/>
@@ -1036,32 +1432,35 @@
           <w:i/>
           <w:iCs/>
           <w:color w:val="555555"/>
-          <w:sz w:val="20"/>
-          <w:szCs w:val="20"/>
-        </w:rPr>
-        <w:t xml:space="preserve">Figure 9: Feature importance — Random Forest Regressor.</w:t>
+        </w:rPr>
+        <w:t>Figure 9: Feature importance — Random Forest Regressor.</w:t>
       </w:r>
     </w:p>
     <w:p>
       <w:pPr>
         <w:pStyle w:val="Heading2"/>
-        <w:spacing w:after="120" w:before="260"/>
-      </w:pPr>
-      <w:r>
-        <w:t xml:space="preserve">5.3 Metrics Summary</w:t>
+        <w:spacing w:before="260" w:after="120"/>
+      </w:pPr>
+      <w:r>
+        <w:t>5.3 Metrics Summary</w:t>
       </w:r>
     </w:p>
     <w:tbl>
       <w:tblPr>
-        <w:tblW w:type="dxa" w:w="10000"/>
+        <w:tblW w:w="10000" w:type="dxa"/>
         <w:tblBorders>
-          <w:top w:val="single" w:color="auto" w:sz="4"/>
-          <w:left w:val="single" w:color="auto" w:sz="4"/>
-          <w:bottom w:val="single" w:color="auto" w:sz="4"/>
-          <w:right w:val="single" w:color="auto" w:sz="4"/>
-          <w:insideH w:val="single" w:color="auto" w:sz="4"/>
-          <w:insideV w:val="single" w:color="auto" w:sz="4"/>
+          <w:top w:val="single" w:sz="4" w:space="0" w:color="auto"/>
+          <w:left w:val="single" w:sz="4" w:space="0" w:color="auto"/>
+          <w:bottom w:val="single" w:sz="4" w:space="0" w:color="auto"/>
+          <w:right w:val="single" w:sz="4" w:space="0" w:color="auto"/>
+          <w:insideH w:val="single" w:sz="4" w:space="0" w:color="auto"/>
+          <w:insideV w:val="single" w:sz="4" w:space="0" w:color="auto"/>
         </w:tblBorders>
+        <w:tblCellMar>
+          <w:left w:w="10" w:type="dxa"/>
+          <w:right w:w="10" w:type="dxa"/>
+        </w:tblCellMar>
+        <w:tblLook w:val="0000" w:firstRow="0" w:lastRow="0" w:firstColumn="0" w:lastColumn="0" w:noHBand="0" w:noVBand="0"/>
       </w:tblPr>
       <w:tblGrid>
         <w:gridCol w:w="2600"/>
@@ -1070,10 +1469,16 @@
         <w:gridCol w:w="2400"/>
       </w:tblGrid>
       <w:tr>
+        <w:tblPrEx>
+          <w:tblCellMar>
+            <w:top w:w="0" w:type="dxa"/>
+            <w:bottom w:w="0" w:type="dxa"/>
+          </w:tblCellMar>
+        </w:tblPrEx>
         <w:tc>
           <w:tcPr>
-            <w:tcW w:type="dxa" w:w="2600"/>
-            <w:shd w:fill="1F4E79" w:val="clear"/>
+            <w:tcW w:w="2600" w:type="dxa"/>
+            <w:shd w:val="clear" w:color="auto" w:fill="1F4E79"/>
           </w:tcPr>
           <w:p>
             <w:r>
@@ -1082,14 +1487,14 @@
                 <w:bCs/>
                 <w:color w:val="FFFFFF"/>
               </w:rPr>
-              <w:t xml:space="preserve">Task</w:t>
+              <w:t>Task</w:t>
             </w:r>
           </w:p>
         </w:tc>
         <w:tc>
           <w:tcPr>
-            <w:tcW w:type="dxa" w:w="2600"/>
-            <w:shd w:fill="1F4E79" w:val="clear"/>
+            <w:tcW w:w="2600" w:type="dxa"/>
+            <w:shd w:val="clear" w:color="auto" w:fill="1F4E79"/>
           </w:tcPr>
           <w:p>
             <w:r>
@@ -1098,14 +1503,14 @@
                 <w:bCs/>
                 <w:color w:val="FFFFFF"/>
               </w:rPr>
-              <w:t xml:space="preserve">Model</w:t>
+              <w:t>Model</w:t>
             </w:r>
           </w:p>
         </w:tc>
         <w:tc>
           <w:tcPr>
-            <w:tcW w:type="dxa" w:w="2400"/>
-            <w:shd w:fill="1F4E79" w:val="clear"/>
+            <w:tcW w:w="2400" w:type="dxa"/>
+            <w:shd w:val="clear" w:color="auto" w:fill="1F4E79"/>
           </w:tcPr>
           <w:p>
             <w:r>
@@ -1114,14 +1519,14 @@
                 <w:bCs/>
                 <w:color w:val="FFFFFF"/>
               </w:rPr>
-              <w:t xml:space="preserve">Metric</w:t>
+              <w:t>Metric</w:t>
             </w:r>
           </w:p>
         </w:tc>
         <w:tc>
           <w:tcPr>
-            <w:tcW w:type="dxa" w:w="2400"/>
-            <w:shd w:fill="1F4E79" w:val="clear"/>
+            <w:tcW w:w="2400" w:type="dxa"/>
+            <w:shd w:val="clear" w:color="auto" w:fill="1F4E79"/>
           </w:tcPr>
           <w:p>
             <w:r>
@@ -1130,255 +1535,248 @@
                 <w:bCs/>
                 <w:color w:val="FFFFFF"/>
               </w:rPr>
-              <w:t xml:space="preserve">Score</w:t>
+              <w:t>Score</w:t>
             </w:r>
           </w:p>
         </w:tc>
       </w:tr>
       <w:tr>
+        <w:tblPrEx>
+          <w:tblCellMar>
+            <w:top w:w="0" w:type="dxa"/>
+            <w:bottom w:w="0" w:type="dxa"/>
+          </w:tblCellMar>
+        </w:tblPrEx>
         <w:tc>
           <w:tcPr>
-            <w:tcW w:type="dxa" w:w="2600"/>
+            <w:tcW w:w="2600" w:type="dxa"/>
           </w:tcPr>
           <w:p>
             <w:r>
               <w:rPr>
-                <w:b w:val="false"/>
-                <w:bCs w:val="false"/>
                 <w:color w:val="000000"/>
               </w:rPr>
-              <w:t xml:space="preserve">Classification</w:t>
+              <w:t>Classification</w:t>
             </w:r>
           </w:p>
         </w:tc>
         <w:tc>
           <w:tcPr>
-            <w:tcW w:type="dxa" w:w="2600"/>
+            <w:tcW w:w="2600" w:type="dxa"/>
           </w:tcPr>
           <w:p>
             <w:r>
               <w:rPr>
-                <w:b w:val="false"/>
-                <w:bCs w:val="false"/>
                 <w:color w:val="000000"/>
               </w:rPr>
-              <w:t xml:space="preserve">Logistic Regression</w:t>
+              <w:t>Logistic Regression</w:t>
             </w:r>
           </w:p>
         </w:tc>
         <w:tc>
           <w:tcPr>
-            <w:tcW w:type="dxa" w:w="2400"/>
+            <w:tcW w:w="2400" w:type="dxa"/>
           </w:tcPr>
           <w:p>
             <w:r>
               <w:rPr>
-                <w:b w:val="false"/>
-                <w:bCs w:val="false"/>
                 <w:color w:val="000000"/>
               </w:rPr>
-              <w:t xml:space="preserve">Accuracy</w:t>
+              <w:t>Accuracy</w:t>
             </w:r>
           </w:p>
         </w:tc>
         <w:tc>
           <w:tcPr>
-            <w:tcW w:type="dxa" w:w="2400"/>
+            <w:tcW w:w="2400" w:type="dxa"/>
           </w:tcPr>
           <w:p>
             <w:r>
               <w:rPr>
-                <w:b w:val="false"/>
-                <w:bCs w:val="false"/>
                 <w:color w:val="000000"/>
               </w:rPr>
-              <w:t xml:space="preserve">printed by script</w:t>
+              <w:t>printed by script</w:t>
             </w:r>
           </w:p>
         </w:tc>
       </w:tr>
       <w:tr>
+        <w:tblPrEx>
+          <w:tblCellMar>
+            <w:top w:w="0" w:type="dxa"/>
+            <w:bottom w:w="0" w:type="dxa"/>
+          </w:tblCellMar>
+        </w:tblPrEx>
         <w:tc>
           <w:tcPr>
-            <w:tcW w:type="dxa" w:w="2600"/>
+            <w:tcW w:w="2600" w:type="dxa"/>
           </w:tcPr>
           <w:p>
             <w:r>
               <w:rPr>
-                <w:b w:val="false"/>
-                <w:bCs w:val="false"/>
                 <w:color w:val="000000"/>
               </w:rPr>
-              <w:t xml:space="preserve">Classification</w:t>
+              <w:t>Classification</w:t>
             </w:r>
           </w:p>
         </w:tc>
         <w:tc>
           <w:tcPr>
-            <w:tcW w:type="dxa" w:w="2600"/>
+            <w:tcW w:w="2600" w:type="dxa"/>
           </w:tcPr>
           <w:p>
             <w:r>
               <w:rPr>
-                <w:b w:val="false"/>
-                <w:bCs w:val="false"/>
                 <w:color w:val="000000"/>
               </w:rPr>
-              <w:t xml:space="preserve">Random Forest</w:t>
+              <w:t>Random Forest</w:t>
             </w:r>
           </w:p>
         </w:tc>
         <w:tc>
           <w:tcPr>
-            <w:tcW w:type="dxa" w:w="2400"/>
+            <w:tcW w:w="2400" w:type="dxa"/>
           </w:tcPr>
           <w:p>
             <w:r>
               <w:rPr>
-                <w:b w:val="false"/>
-                <w:bCs w:val="false"/>
                 <w:color w:val="000000"/>
               </w:rPr>
-              <w:t xml:space="preserve">Accuracy</w:t>
+              <w:t>Accuracy</w:t>
             </w:r>
           </w:p>
         </w:tc>
         <w:tc>
           <w:tcPr>
-            <w:tcW w:type="dxa" w:w="2400"/>
+            <w:tcW w:w="2400" w:type="dxa"/>
           </w:tcPr>
           <w:p>
             <w:r>
               <w:rPr>
-                <w:b w:val="false"/>
-                <w:bCs w:val="false"/>
                 <w:color w:val="000000"/>
               </w:rPr>
-              <w:t xml:space="preserve">printed by script</w:t>
+              <w:t>printed by script</w:t>
             </w:r>
           </w:p>
         </w:tc>
       </w:tr>
       <w:tr>
+        <w:tblPrEx>
+          <w:tblCellMar>
+            <w:top w:w="0" w:type="dxa"/>
+            <w:bottom w:w="0" w:type="dxa"/>
+          </w:tblCellMar>
+        </w:tblPrEx>
         <w:tc>
           <w:tcPr>
-            <w:tcW w:type="dxa" w:w="2600"/>
+            <w:tcW w:w="2600" w:type="dxa"/>
           </w:tcPr>
           <w:p>
             <w:r>
               <w:rPr>
-                <w:b w:val="false"/>
-                <w:bCs w:val="false"/>
                 <w:color w:val="000000"/>
               </w:rPr>
-              <w:t xml:space="preserve">Regression</w:t>
+              <w:lastRenderedPageBreak/>
+              <w:t>Regression</w:t>
             </w:r>
           </w:p>
         </w:tc>
         <w:tc>
           <w:tcPr>
-            <w:tcW w:type="dxa" w:w="2600"/>
+            <w:tcW w:w="2600" w:type="dxa"/>
           </w:tcPr>
           <w:p>
             <w:r>
               <w:rPr>
-                <w:b w:val="false"/>
-                <w:bCs w:val="false"/>
                 <w:color w:val="000000"/>
               </w:rPr>
-              <w:t xml:space="preserve">Linear Regression</w:t>
+              <w:t>Linear Regression</w:t>
             </w:r>
           </w:p>
         </w:tc>
         <w:tc>
           <w:tcPr>
-            <w:tcW w:type="dxa" w:w="2400"/>
+            <w:tcW w:w="2400" w:type="dxa"/>
           </w:tcPr>
           <w:p>
             <w:r>
               <w:rPr>
-                <w:b w:val="false"/>
-                <w:bCs w:val="false"/>
                 <w:color w:val="000000"/>
               </w:rPr>
-              <w:t xml:space="preserve">R2 / RMSE</w:t>
+              <w:t>R2 / RMSE</w:t>
             </w:r>
           </w:p>
         </w:tc>
         <w:tc>
           <w:tcPr>
-            <w:tcW w:type="dxa" w:w="2400"/>
+            <w:tcW w:w="2400" w:type="dxa"/>
           </w:tcPr>
           <w:p>
             <w:r>
               <w:rPr>
-                <w:b w:val="false"/>
-                <w:bCs w:val="false"/>
                 <w:color w:val="000000"/>
               </w:rPr>
-              <w:t xml:space="preserve">printed by script</w:t>
+              <w:t>printed by script</w:t>
             </w:r>
           </w:p>
         </w:tc>
       </w:tr>
       <w:tr>
+        <w:tblPrEx>
+          <w:tblCellMar>
+            <w:top w:w="0" w:type="dxa"/>
+            <w:bottom w:w="0" w:type="dxa"/>
+          </w:tblCellMar>
+        </w:tblPrEx>
         <w:tc>
           <w:tcPr>
-            <w:tcW w:type="dxa" w:w="2600"/>
+            <w:tcW w:w="2600" w:type="dxa"/>
           </w:tcPr>
           <w:p>
             <w:r>
               <w:rPr>
-                <w:b w:val="false"/>
-                <w:bCs w:val="false"/>
                 <w:color w:val="000000"/>
               </w:rPr>
-              <w:t xml:space="preserve">Regression</w:t>
+              <w:t>Regression</w:t>
             </w:r>
           </w:p>
         </w:tc>
         <w:tc>
           <w:tcPr>
-            <w:tcW w:type="dxa" w:w="2600"/>
+            <w:tcW w:w="2600" w:type="dxa"/>
           </w:tcPr>
           <w:p>
             <w:r>
               <w:rPr>
-                <w:b w:val="false"/>
-                <w:bCs w:val="false"/>
                 <w:color w:val="000000"/>
               </w:rPr>
-              <w:t xml:space="preserve">Random Forest</w:t>
+              <w:t>Random Forest</w:t>
             </w:r>
           </w:p>
         </w:tc>
         <w:tc>
           <w:tcPr>
-            <w:tcW w:type="dxa" w:w="2400"/>
+            <w:tcW w:w="2400" w:type="dxa"/>
           </w:tcPr>
           <w:p>
             <w:r>
               <w:rPr>
-                <w:b w:val="false"/>
-                <w:bCs w:val="false"/>
                 <w:color w:val="000000"/>
               </w:rPr>
-              <w:t xml:space="preserve">R2 / RMSE / MAE</w:t>
+              <w:t>R2 / RMSE / MAE</w:t>
             </w:r>
           </w:p>
         </w:tc>
         <w:tc>
           <w:tcPr>
-            <w:tcW w:type="dxa" w:w="2400"/>
+            <w:tcW w:w="2400" w:type="dxa"/>
           </w:tcPr>
           <w:p>
             <w:r>
               <w:rPr>
-                <w:b w:val="false"/>
-                <w:bCs w:val="false"/>
                 <w:color w:val="000000"/>
               </w:rPr>
-              <w:t xml:space="preserve">printed by script</w:t>
+              <w:t>printed by script</w:t>
             </w:r>
           </w:p>
         </w:tc>
@@ -1392,19 +1790,17 @@
         <w:rPr>
           <w:i/>
           <w:iCs/>
-          <w:sz w:val="20"/>
-          <w:szCs w:val="20"/>
-        </w:rPr>
-        <w:t xml:space="preserve">Exact accuracy / R2 / RMSE values are printed to the console each time the script runs (and are copied here after running on the full dataset). See the "SUMMARY" block printed at the end of a run.</w:t>
+        </w:rPr>
+        <w:t>Exact accuracy / R2 / RMSE values are printed to the console each time the script runs (and are copied here after running on the full dataset). See the "SUMMARY" block printed at the end of a run.</w:t>
       </w:r>
     </w:p>
     <w:p>
       <w:pPr>
         <w:pStyle w:val="Heading1"/>
-        <w:spacing w:after="160" w:before="360"/>
-      </w:pPr>
-      <w:r>
-        <w:t xml:space="preserve">6. Key Findings</w:t>
+        <w:spacing w:before="360" w:after="160"/>
+      </w:pPr>
+      <w:r>
+        <w:t>6. Key Findings</w:t>
       </w:r>
     </w:p>
     <w:p>
@@ -1417,7 +1813,7 @@
         <w:spacing w:after="80"/>
       </w:pPr>
       <w:r>
-        <w:t xml:space="preserve">Cities on the Indo-Gangetic Plain and major NCR-adjacent cities show the highest average AQI, dominated by particulate matter (PM2.5 and PM10).</w:t>
+        <w:t>Cities on the Indo-Gangetic Plain and major NCR-adjacent cities show the highest average AQI, dominated by particulate matter (PM2.5 and PM10).</w:t>
       </w:r>
     </w:p>
     <w:p>
@@ -1430,7 +1826,7 @@
         <w:spacing w:after="80"/>
       </w:pPr>
       <w:r>
-        <w:t xml:space="preserve">AQI rises sharply in winter (November-February) across the most polluted cities, consistent with lower wind dispersion, temperature inversion, and seasonal biomass/stubble burning.</w:t>
+        <w:t>AQI rises sharply in winter (November-February) across the most polluted cities, consistent with lower wind dispersion, temperature inversion, and seasonal biomass/stubble burning.</w:t>
       </w:r>
     </w:p>
     <w:p>
@@ -1443,7 +1839,7 @@
         <w:spacing w:after="80"/>
       </w:pPr>
       <w:r>
-        <w:t xml:space="preserve">PM2.5 and PM10 are consistently the strongest predictors of AQI in both the classification and regression models.</w:t>
+        <w:t>PM2.5 and PM10 are consistently the strongest predictors of AQI in both the classification and regression models.</w:t>
       </w:r>
     </w:p>
     <w:p>
@@ -1456,16 +1852,16 @@
         <w:spacing w:after="80"/>
       </w:pPr>
       <w:r>
-        <w:t xml:space="preserve">A Random Forest model handles minority AQI categories (e.g. 'Severe' days) more robustly than the linear baselines, while linear models remain competitive when the relationship between pollutants and AQI is close to additive.</w:t>
+        <w:t>A Random Forest model handles minority AQI categories (e.g. 'Severe' days) more robustly than the linear baselines, while linear models remain competitive when the relationship between pollutants and AQI is close to additive.</w:t>
       </w:r>
     </w:p>
     <w:p>
       <w:pPr>
         <w:pStyle w:val="Heading1"/>
-        <w:spacing w:after="160" w:before="360"/>
-      </w:pPr>
-      <w:r>
-        <w:t xml:space="preserve">7. Recommendations</w:t>
+        <w:spacing w:before="360" w:after="160"/>
+      </w:pPr>
+      <w:r>
+        <w:t>7. Recommendations</w:t>
       </w:r>
     </w:p>
     <w:p>
@@ -1478,7 +1874,7 @@
         <w:spacing w:after="80"/>
       </w:pPr>
       <w:r>
-        <w:t xml:space="preserve">Prioritize PM2.5/PM10 reduction measures (construction dust control, vehicular emission norms, industrial filters) in the identified high-AQI cities.</w:t>
+        <w:t>Prioritize PM2.5/PM10 reduction measures (construction dust control, vehicular emission norms, industrial filters) in the identified high-AQI cities.</w:t>
       </w:r>
     </w:p>
     <w:p>
@@ -1491,7 +1887,7 @@
         <w:spacing w:after="80"/>
       </w:pPr>
       <w:r>
-        <w:t xml:space="preserve">Issue targeted public health advisories and school/outdoor-activity guidance during the winter high-pollution window.</w:t>
+        <w:t>Issue targeted public health advisories and school/outdoor-activity guidance during the winter high-pollution window.</w:t>
       </w:r>
     </w:p>
     <w:p>
@@ -1504,7 +1900,7 @@
         <w:spacing w:after="80"/>
       </w:pPr>
       <w:r>
-        <w:t xml:space="preserve">Expand monitoring station density in the most polluted cities to improve the granularity of future predictive models.</w:t>
+        <w:t>Expand monitoring station density in the most polluted cities to improve the granularity of future predictive models.</w:t>
       </w:r>
     </w:p>
     <w:p>
@@ -1517,16 +1913,16 @@
         <w:spacing w:after="80"/>
       </w:pPr>
       <w:r>
-        <w:t xml:space="preserve">Use the classification model as an early-warning system to flag likely 'Poor' / 'Very Poor' / 'Severe' AQI days in advance based on forecast pollutant trends.</w:t>
+        <w:t>Use the classification model as an early-warning system to flag likely 'Poor' / 'Very Poor' / 'Severe' AQI days in advance based on forecast pollutant trends.</w:t>
       </w:r>
     </w:p>
     <w:p>
       <w:pPr>
         <w:pStyle w:val="Heading1"/>
-        <w:spacing w:after="160" w:before="360"/>
-      </w:pPr>
-      <w:r>
-        <w:t xml:space="preserve">8. Conclusion</w:t>
+        <w:spacing w:before="360" w:after="160"/>
+      </w:pPr>
+      <w:r>
+        <w:t>8. Conclusion</w:t>
       </w:r>
     </w:p>
     <w:p>
@@ -1534,16 +1930,16 @@
         <w:spacing w:after="160"/>
       </w:pPr>
       <w:r>
-        <w:t xml:space="preserve">This project demonstrates a complete data analytics workflow — cleaning real-world environmental data, exploring pollution patterns across India's most polluted cities, and building and comparing predictive models for air quality. The findings reinforce well-documented seasonal and geographic pollution patterns in India and show that pollutant concentrations, particularly particulate matter, can effectively predict both AQI category and numeric AQI value.</w:t>
+        <w:t>This project demonstrates a complete data analytics workflow — cleaning real-world environmental data, exploring pollution patterns across India's most polluted cities, and building and comparing predictive models for air quality. The findings reinforce well-documented seasonal and geographic pollution patterns in India and show that pollutant concentrations, particularly particulate matter, can effectively predict both AQI category and numeric AQI value.</w:t>
       </w:r>
     </w:p>
     <w:p>
       <w:pPr>
         <w:pStyle w:val="Heading1"/>
-        <w:spacing w:after="160" w:before="360"/>
-      </w:pPr>
-      <w:r>
-        <w:t xml:space="preserve">9. References</w:t>
+        <w:spacing w:before="360" w:after="160"/>
+      </w:pPr>
+      <w:r>
+        <w:t>9. References</w:t>
       </w:r>
     </w:p>
     <w:p>
@@ -1551,11 +1947,23 @@
         <w:spacing w:after="160"/>
       </w:pPr>
       <w:r>
-        <w:rPr>
-          <w:sz w:val="20"/>
-          <w:szCs w:val="20"/>
-        </w:rPr>
-        <w:t xml:space="preserve">Dataset: Air Quality Data in India (2015-2020) — Kaggle (frtgnn / rohanrao).</w:t>
+        <w:t>Dataset: Air Quality Data in India (2015-2020) — Kaggle (</w:t>
+      </w:r>
+      <w:proofErr w:type="spellStart"/>
+      <w:r>
+        <w:t>frtgnn</w:t>
+      </w:r>
+      <w:proofErr w:type="spellEnd"/>
+      <w:r>
+        <w:t xml:space="preserve"> / </w:t>
+      </w:r>
+      <w:proofErr w:type="spellStart"/>
+      <w:r>
+        <w:t>rohanrao</w:t>
+      </w:r>
+      <w:proofErr w:type="spellEnd"/>
+      <w:r>
+        <w:t>).</w:t>
       </w:r>
     </w:p>
     <w:p>
@@ -1563,106 +1971,88 @@
         <w:spacing w:after="160"/>
       </w:pPr>
       <w:r>
-        <w:rPr>
-          <w:sz w:val="20"/>
-          <w:szCs w:val="20"/>
-        </w:rPr>
-        <w:t xml:space="preserve">Libraries: pandas, numpy, matplotlib, seaborn, scikit-learn.</w:t>
+        <w:t xml:space="preserve">Libraries: pandas, </w:t>
+      </w:r>
+      <w:proofErr w:type="spellStart"/>
+      <w:r>
+        <w:t>numpy</w:t>
+      </w:r>
+      <w:proofErr w:type="spellEnd"/>
+      <w:r>
+        <w:t>, matplotlib, seaborn, scikit-learn.</w:t>
       </w:r>
     </w:p>
     <w:sectPr>
-      <w:pgSz w:w="12240" w:h="15840" w:orient="portrait"/>
+      <w:pgSz w:w="12240" w:h="15840"/>
       <w:pgMar w:top="1440" w:right="1440" w:bottom="1440" w:left="1440" w:header="708" w:footer="708" w:gutter="0"/>
-      <w:pgNumType/>
+      <w:cols w:space="720"/>
       <w:docGrid w:linePitch="360"/>
     </w:sectPr>
   </w:body>
 </w:document>
 </file>
 
-<file path=word/comments.xml><?xml version="1.0" encoding="utf-8"?>
-<w:comments xmlns:cx="http://schemas.microsoft.com/office/drawing/2014/chartex" xmlns:cx1="http://schemas.microsoft.com/office/drawing/2015/9/8/chartex" xmlns:cx2="http://schemas.microsoft.com/office/drawing/2015/10/21/chartex" xmlns:cx3="http://schemas.microsoft.com/office/drawing/2016/5/9/chartex" xmlns:cx4="http://schemas.microsoft.com/office/drawing/2016/5/10/chartex" xmlns:cx5="http://schemas.microsoft.com/office/drawing/2016/5/11/chartex" xmlns:cx6="http://schemas.microsoft.com/office/drawing/2016/5/12/chartex" xmlns:cx7="http://schemas.microsoft.com/office/drawing/2016/5/13/chartex" xmlns:cx8="http://schemas.microsoft.com/office/drawing/2016/5/14/chartex" xmlns:mc="http://schemas.openxmlformats.org/markup-compatibility/2006" xmlns:aink="http://schemas.microsoft.com/office/drawing/2016/ink" xmlns:am3d="http://schemas.microsoft.com/office/drawing/2017/model3d" xmlns:o="urn:schemas-microsoft-com:office:office" xmlns:r="http://schemas.openxmlformats.org/officeDocument/2006/relationships" xmlns:m="http://schemas.openxmlformats.org/officeDocument/2006/math" xmlns:v="urn:schemas-microsoft-com:vml" xmlns:wp14="http://schemas.microsoft.com/office/word/2010/wordprocessingDrawing" xmlns:wp="http://schemas.openxmlformats.org/drawingml/2006/wordprocessingDrawing" xmlns:w10="urn:schemas-microsoft-com:office:word" xmlns:w="http://schemas.openxmlformats.org/wordprocessingml/2006/main" xmlns:w14="http://schemas.microsoft.com/office/word/2010/wordml" xmlns:w15="http://schemas.microsoft.com/office/word/2012/wordml" xmlns:w16cex="http://schemas.microsoft.com/office/word/2018/wordml/cex" xmlns:w16cid="http://schemas.microsoft.com/office/word/2016/wordml/cid" xmlns:w16="http://schemas.microsoft.com/office/word/2018/wordml" xmlns:w16sdtdh="http://schemas.microsoft.com/office/word/2020/wordml/sdtdatahash" xmlns:w16se="http://schemas.microsoft.com/office/word/2015/wordml/symex" xmlns:wpg="http://schemas.microsoft.com/office/word/2010/wordprocessingGroup" xmlns:wpi="http://schemas.microsoft.com/office/word/2010/wordprocessingInk" xmlns:wne="http://schemas.microsoft.com/office/word/2006/wordml" xmlns:wps="http://schemas.microsoft.com/office/word/2010/wordprocessingShape"/>
-</file>
-
-<file path=word/endnotes.xml><?xml version="1.0" encoding="utf-8"?>
-<w:endnotes xmlns:wpc="http://schemas.microsoft.com/office/word/2010/wordprocessingCanvas" xmlns:mc="http://schemas.openxmlformats.org/markup-compatibility/2006" xmlns:o="urn:schemas-microsoft-com:office:office" xmlns:r="http://schemas.openxmlformats.org/officeDocument/2006/relationships" xmlns:m="http://schemas.openxmlformats.org/officeDocument/2006/math" xmlns:v="urn:schemas-microsoft-com:vml" xmlns:wp14="http://schemas.microsoft.com/office/word/2010/wordprocessingDrawing" xmlns:wp="http://schemas.openxmlformats.org/drawingml/2006/wordprocessingDrawing" xmlns:w10="urn:schemas-microsoft-com:office:word" xmlns:w="http://schemas.openxmlformats.org/wordprocessingml/2006/main" xmlns:w14="http://schemas.microsoft.com/office/word/2010/wordml" xmlns:w15="http://schemas.microsoft.com/office/word/2012/wordml" xmlns:wpg="http://schemas.microsoft.com/office/word/2010/wordprocessingGroup" xmlns:wpi="http://schemas.microsoft.com/office/word/2010/wordprocessingInk" xmlns:wne="http://schemas.microsoft.com/office/word/2006/wordml" xmlns:wps="http://schemas.microsoft.com/office/word/2010/wordprocessingShape" mc:Ignorable="w14 w15 wp14">
-  <w:endnote w:type="separator" w:id="-1">
-    <w:p>
-      <w:pPr>
-        <w:spacing w:after="0" w:line="240" w:lineRule="auto"/>
-      </w:pPr>
-      <w:r>
-        <w:rPr>
-          <w:rStyle w:val="EndnoteReference"/>
-        </w:rPr>
-        <w:endnoteRef/>
-      </w:r>
-      <w:r>
-        <w:separator/>
-      </w:r>
-    </w:p>
-  </w:endnote>
-  <w:endnote w:type="continuationSeparator" w:id="0">
-    <w:p>
-      <w:pPr>
-        <w:spacing w:after="0" w:line="240" w:lineRule="auto"/>
-      </w:pPr>
-      <w:r>
-        <w:rPr>
-          <w:rStyle w:val="EndnoteReference"/>
-        </w:rPr>
-        <w:endnoteRef/>
-      </w:r>
-      <w:r>
-        <w:continuationSeparator/>
-      </w:r>
-    </w:p>
-  </w:endnote>
-</w:endnotes>
-</file>
-
-<file path=word/footnotes.xml><?xml version="1.0" encoding="utf-8"?>
-<w:footnotes xmlns:wpc="http://schemas.microsoft.com/office/word/2010/wordprocessingCanvas" xmlns:mc="http://schemas.openxmlformats.org/markup-compatibility/2006" xmlns:o="urn:schemas-microsoft-com:office:office" xmlns:r="http://schemas.openxmlformats.org/officeDocument/2006/relationships" xmlns:m="http://schemas.openxmlformats.org/officeDocument/2006/math" xmlns:v="urn:schemas-microsoft-com:vml" xmlns:wp14="http://schemas.microsoft.com/office/word/2010/wordprocessingDrawing" xmlns:wp="http://schemas.openxmlformats.org/drawingml/2006/wordprocessingDrawing" xmlns:w10="urn:schemas-microsoft-com:office:word" xmlns:w="http://schemas.openxmlformats.org/wordprocessingml/2006/main" xmlns:w14="http://schemas.microsoft.com/office/word/2010/wordml" xmlns:w15="http://schemas.microsoft.com/office/word/2012/wordml" xmlns:wpg="http://schemas.microsoft.com/office/word/2010/wordprocessingGroup" xmlns:wpi="http://schemas.microsoft.com/office/word/2010/wordprocessingInk" xmlns:wne="http://schemas.microsoft.com/office/word/2006/wordml" xmlns:wps="http://schemas.microsoft.com/office/word/2010/wordprocessingShape" mc:Ignorable="w14 w15 wp14">
-  <w:footnote w:type="separator" w:id="-1">
-    <w:p>
-      <w:pPr>
-        <w:spacing w:after="0" w:line="240" w:lineRule="auto"/>
-      </w:pPr>
-      <w:r>
-        <w:rPr>
-          <w:rStyle w:val="FootnoteReference"/>
-        </w:rPr>
-        <w:footnoteRef/>
-      </w:r>
-      <w:r>
-        <w:separator/>
-      </w:r>
-    </w:p>
-  </w:footnote>
-  <w:footnote w:type="continuationSeparator" w:id="0">
-    <w:p>
-      <w:pPr>
-        <w:spacing w:after="0" w:line="240" w:lineRule="auto"/>
-      </w:pPr>
-      <w:r>
-        <w:rPr>
-          <w:rStyle w:val="FootnoteReference"/>
-        </w:rPr>
-        <w:footnoteRef/>
-      </w:r>
-      <w:r>
-        <w:continuationSeparator/>
-      </w:r>
-    </w:p>
-  </w:footnote>
-</w:footnotes>
-</file>
-
 <file path=word/numbering.xml><?xml version="1.0" encoding="utf-8"?>
-<w:numbering xmlns:wpc="http://schemas.microsoft.com/office/word/2010/wordprocessingCanvas" xmlns:mc="http://schemas.openxmlformats.org/markup-compatibility/2006" xmlns:o="urn:schemas-microsoft-com:office:office" xmlns:r="http://schemas.openxmlformats.org/officeDocument/2006/relationships" xmlns:m="http://schemas.openxmlformats.org/officeDocument/2006/math" xmlns:v="urn:schemas-microsoft-com:vml" xmlns:wp14="http://schemas.microsoft.com/office/word/2010/wordprocessingDrawing" xmlns:wp="http://schemas.openxmlformats.org/drawingml/2006/wordprocessingDrawing" xmlns:w10="urn:schemas-microsoft-com:office:word" xmlns:w="http://schemas.openxmlformats.org/wordprocessingml/2006/main" xmlns:w14="http://schemas.microsoft.com/office/word/2010/wordml" xmlns:w15="http://schemas.microsoft.com/office/word/2012/wordml" xmlns:wpg="http://schemas.microsoft.com/office/word/2010/wordprocessingGroup" xmlns:wpi="http://schemas.microsoft.com/office/word/2010/wordprocessingInk" xmlns:wne="http://schemas.microsoft.com/office/word/2006/wordml" xmlns:wps="http://schemas.microsoft.com/office/word/2010/wordprocessingShape" mc:Ignorable="w14 w15 wp14">
+<w:numbering xmlns:wpc="http://schemas.microsoft.com/office/word/2010/wordprocessingCanvas" xmlns:cx="http://schemas.microsoft.com/office/drawing/2014/chartex" xmlns:cx1="http://schemas.microsoft.com/office/drawing/2015/9/8/chartex" xmlns:cx2="http://schemas.microsoft.com/office/drawing/2015/10/21/chartex" xmlns:cx3="http://schemas.microsoft.com/office/drawing/2016/5/9/chartex" xmlns:cx4="http://schemas.microsoft.com/office/drawing/2016/5/10/chartex" xmlns:cx5="http://schemas.microsoft.com/office/drawing/2016/5/11/chartex" xmlns:cx6="http://schemas.microsoft.com/office/drawing/2016/5/12/chartex" xmlns:cx7="http://schemas.microsoft.com/office/drawing/2016/5/13/chartex" xmlns:cx8="http://schemas.microsoft.com/office/drawing/2016/5/14/chartex" xmlns:mc="http://schemas.openxmlformats.org/markup-compatibility/2006" xmlns:aink="http://schemas.microsoft.com/office/drawing/2016/ink" xmlns:am3d="http://schemas.microsoft.com/office/drawing/2017/model3d" xmlns:o="urn:schemas-microsoft-com:office:office" xmlns:oel="http://schemas.microsoft.com/office/2019/extlst" xmlns:r="http://schemas.openxmlformats.org/officeDocument/2006/relationships" xmlns:m="http://schemas.openxmlformats.org/officeDocument/2006/math" xmlns:v="urn:schemas-microsoft-com:vml" xmlns:wp14="http://schemas.microsoft.com/office/word/2010/wordprocessingDrawing" xmlns:wp="http://schemas.openxmlformats.org/drawingml/2006/wordprocessingDrawing" xmlns:w10="urn:schemas-microsoft-com:office:word" xmlns:w="http://schemas.openxmlformats.org/wordprocessingml/2006/main" xmlns:w14="http://schemas.microsoft.com/office/word/2010/wordml" xmlns:w15="http://schemas.microsoft.com/office/word/2012/wordml" xmlns:w16cex="http://schemas.microsoft.com/office/word/2018/wordml/cex" xmlns:w16cid="http://schemas.microsoft.com/office/word/2016/wordml/cid" xmlns:w16="http://schemas.microsoft.com/office/word/2018/wordml" xmlns:w16du="http://schemas.microsoft.com/office/word/2023/wordml/word16du" xmlns:w16sdtdh="http://schemas.microsoft.com/office/word/2020/wordml/sdtdatahash" xmlns:w16sdtfl="http://schemas.microsoft.com/office/word/2024/wordml/sdtformatlock" xmlns:w16se="http://schemas.microsoft.com/office/word/2015/wordml/symex" xmlns:wpg="http://schemas.microsoft.com/office/word/2010/wordprocessingGroup" xmlns:wpi="http://schemas.microsoft.com/office/word/2010/wordprocessingInk" xmlns:wne="http://schemas.microsoft.com/office/word/2006/wordml" xmlns:wps="http://schemas.microsoft.com/office/word/2010/wordprocessingShape" mc:Ignorable="w14 w15 w16se w16cid w16 w16cex w16sdtdh w16sdtfl w16du wp14">
+  <w:abstractNum w:abstractNumId="0" w15:restartNumberingAfterBreak="0">
+    <w:nsid w:val="0D3E3B26"/>
+    <w:multiLevelType w:val="hybridMultilevel"/>
+    <w:tmpl w:val="E4DEAEC2"/>
+    <w:lvl w:ilvl="0" w:tplc="DC484C0E">
+      <w:start w:val="1"/>
+      <w:numFmt w:val="bullet"/>
+      <w:lvlText w:val="•"/>
+      <w:lvlJc w:val="left"/>
+      <w:pPr>
+        <w:ind w:left="420" w:hanging="240"/>
+      </w:pPr>
+    </w:lvl>
+    <w:lvl w:ilvl="1" w:tplc="2DEE663E">
+      <w:numFmt w:val="decimal"/>
+      <w:lvlText w:val=""/>
+      <w:lvlJc w:val="left"/>
+    </w:lvl>
+    <w:lvl w:ilvl="2" w:tplc="D5F2347C">
+      <w:numFmt w:val="decimal"/>
+      <w:lvlText w:val=""/>
+      <w:lvlJc w:val="left"/>
+    </w:lvl>
+    <w:lvl w:ilvl="3" w:tplc="C17AE660">
+      <w:numFmt w:val="decimal"/>
+      <w:lvlText w:val=""/>
+      <w:lvlJc w:val="left"/>
+    </w:lvl>
+    <w:lvl w:ilvl="4" w:tplc="AC967BDA">
+      <w:numFmt w:val="decimal"/>
+      <w:lvlText w:val=""/>
+      <w:lvlJc w:val="left"/>
+    </w:lvl>
+    <w:lvl w:ilvl="5" w:tplc="BEF446C6">
+      <w:numFmt w:val="decimal"/>
+      <w:lvlText w:val=""/>
+      <w:lvlJc w:val="left"/>
+    </w:lvl>
+    <w:lvl w:ilvl="6" w:tplc="A450FA90">
+      <w:numFmt w:val="decimal"/>
+      <w:lvlText w:val=""/>
+      <w:lvlJc w:val="left"/>
+    </w:lvl>
+    <w:lvl w:ilvl="7" w:tplc="EC82CC4A">
+      <w:numFmt w:val="decimal"/>
+      <w:lvlText w:val=""/>
+      <w:lvlJc w:val="left"/>
+    </w:lvl>
+    <w:lvl w:ilvl="8" w:tplc="B1AEE362">
+      <w:numFmt w:val="decimal"/>
+      <w:lvlText w:val=""/>
+      <w:lvlJc w:val="left"/>
+    </w:lvl>
+  </w:abstractNum>
   <w:abstractNum w:abstractNumId="1" w15:restartNumberingAfterBreak="0">
+    <w:nsid w:val="3C734E6E"/>
     <w:multiLevelType w:val="hybridMultilevel"/>
-    <w:lvl w:ilvl="0" w15:tentative="1">
+    <w:tmpl w:val="DC8221E6"/>
+    <w:lvl w:ilvl="0" w:tplc="EB663D72">
       <w:start w:val="1"/>
       <w:numFmt w:val="bullet"/>
       <w:lvlText w:val="●"/>
@@ -1671,7 +2061,7 @@
         <w:ind w:left="720" w:hanging="360"/>
       </w:pPr>
     </w:lvl>
-    <w:lvl w:ilvl="1" w15:tentative="1">
+    <w:lvl w:ilvl="1" w:tplc="CC6E317A">
       <w:start w:val="1"/>
       <w:numFmt w:val="bullet"/>
       <w:lvlText w:val="○"/>
@@ -1680,7 +2070,7 @@
         <w:ind w:left="1440" w:hanging="360"/>
       </w:pPr>
     </w:lvl>
-    <w:lvl w:ilvl="2" w15:tentative="1">
+    <w:lvl w:ilvl="2" w:tplc="5EB009D4">
       <w:start w:val="1"/>
       <w:numFmt w:val="bullet"/>
       <w:lvlText w:val="■"/>
@@ -1689,7 +2079,7 @@
         <w:ind w:left="2160" w:hanging="360"/>
       </w:pPr>
     </w:lvl>
-    <w:lvl w:ilvl="3" w15:tentative="1">
+    <w:lvl w:ilvl="3" w:tplc="7E227C94">
       <w:start w:val="1"/>
       <w:numFmt w:val="bullet"/>
       <w:lvlText w:val="●"/>
@@ -1698,7 +2088,7 @@
         <w:ind w:left="2880" w:hanging="360"/>
       </w:pPr>
     </w:lvl>
-    <w:lvl w:ilvl="4" w15:tentative="1">
+    <w:lvl w:ilvl="4" w:tplc="D51AC132">
       <w:start w:val="1"/>
       <w:numFmt w:val="bullet"/>
       <w:lvlText w:val="○"/>
@@ -1707,7 +2097,7 @@
         <w:ind w:left="3600" w:hanging="360"/>
       </w:pPr>
     </w:lvl>
-    <w:lvl w:ilvl="5" w15:tentative="1">
+    <w:lvl w:ilvl="5" w:tplc="3A760E08">
       <w:start w:val="1"/>
       <w:numFmt w:val="bullet"/>
       <w:lvlText w:val="■"/>
@@ -1716,7 +2106,7 @@
         <w:ind w:left="4320" w:hanging="360"/>
       </w:pPr>
     </w:lvl>
-    <w:lvl w:ilvl="6" w15:tentative="1">
+    <w:lvl w:ilvl="6" w:tplc="84264DC0">
       <w:start w:val="1"/>
       <w:numFmt w:val="bullet"/>
       <w:lvlText w:val="●"/>
@@ -1725,7 +2115,7 @@
         <w:ind w:left="5040" w:hanging="360"/>
       </w:pPr>
     </w:lvl>
-    <w:lvl w:ilvl="7" w15:tentative="1">
+    <w:lvl w:ilvl="7" w:tplc="22A683E0">
       <w:start w:val="1"/>
       <w:numFmt w:val="bullet"/>
       <w:lvlText w:val="●"/>
@@ -1734,7 +2124,7 @@
         <w:ind w:left="5760" w:hanging="360"/>
       </w:pPr>
     </w:lvl>
-    <w:lvl w:ilvl="8" w15:tentative="1">
+    <w:lvl w:ilvl="8" w:tplc="C92085F2">
       <w:start w:val="1"/>
       <w:numFmt w:val="bullet"/>
       <w:lvlText w:val="●"/>
@@ -1744,26 +2134,14 @@
       </w:pPr>
     </w:lvl>
   </w:abstractNum>
-  <w:abstractNum w:abstractNumId="2" w15:restartNumberingAfterBreak="0">
-    <w:multiLevelType w:val="hybridMultilevel"/>
-    <w:lvl w:ilvl="0" w15:tentative="1">
-      <w:start w:val="1"/>
-      <w:numFmt w:val="bullet"/>
-      <w:lvlText w:val="•"/>
-      <w:lvlJc w:val="left"/>
-      <w:pPr>
-        <w:ind w:left="420" w:hanging="240"/>
-      </w:pPr>
-    </w:lvl>
-  </w:abstractNum>
-  <w:num w:numId="1">
+  <w:num w:numId="1" w16cid:durableId="1986397803">
     <w:abstractNumId w:val="1"/>
     <w:lvlOverride w:ilvl="0">
       <w:startOverride w:val="1"/>
     </w:lvlOverride>
   </w:num>
-  <w:num w:numId="2">
-    <w:abstractNumId w:val="2"/>
+  <w:num w:numId="2" w16cid:durableId="1203634403">
+    <w:abstractNumId w:val="0"/>
     <w:lvlOverride w:ilvl="0">
       <w:startOverride w:val="1"/>
     </w:lvlOverride>
@@ -1772,26 +2150,405 @@
 </file>
 
 <file path=word/styles.xml><?xml version="1.0" encoding="utf-8"?>
-<w:styles xmlns:mc="http://schemas.openxmlformats.org/markup-compatibility/2006" xmlns:r="http://schemas.openxmlformats.org/officeDocument/2006/relationships" xmlns:w="http://schemas.openxmlformats.org/wordprocessingml/2006/main" xmlns:w14="http://schemas.microsoft.com/office/word/2010/wordml" xmlns:w15="http://schemas.microsoft.com/office/word/2012/wordml" mc:Ignorable="w14 w15">
+<w:styles xmlns:mc="http://schemas.openxmlformats.org/markup-compatibility/2006" xmlns:r="http://schemas.openxmlformats.org/officeDocument/2006/relationships" xmlns:w="http://schemas.openxmlformats.org/wordprocessingml/2006/main" xmlns:w14="http://schemas.microsoft.com/office/word/2010/wordml" xmlns:w15="http://schemas.microsoft.com/office/word/2012/wordml" xmlns:w16cex="http://schemas.microsoft.com/office/word/2018/wordml/cex" xmlns:w16cid="http://schemas.microsoft.com/office/word/2016/wordml/cid" xmlns:w16="http://schemas.microsoft.com/office/word/2018/wordml" xmlns:w16du="http://schemas.microsoft.com/office/word/2023/wordml/word16du" xmlns:w16sdtdh="http://schemas.microsoft.com/office/word/2020/wordml/sdtdatahash" xmlns:w16sdtfl="http://schemas.microsoft.com/office/word/2024/wordml/sdtformatlock" xmlns:w16se="http://schemas.microsoft.com/office/word/2015/wordml/symex" mc:Ignorable="w14 w15 w16se w16cid w16 w16cex w16sdtdh w16sdtfl w16du">
   <w:docDefaults>
-    <w:rPrDefault/>
+    <w:rPrDefault>
+      <w:rPr>
+        <w:rFonts w:ascii="Times New Roman" w:eastAsia="Times New Roman" w:hAnsi="Times New Roman" w:cs="Times New Roman"/>
+        <w:lang w:val="en-IN" w:eastAsia="en-IN" w:bidi="ar-SA"/>
+      </w:rPr>
+    </w:rPrDefault>
     <w:pPrDefault/>
   </w:docDefaults>
-  <w:style w:type="paragraph" w:styleId="Title">
-    <w:name w:val="Title"/>
-    <w:basedOn w:val="Normal"/>
-    <w:next w:val="Normal"/>
+  <w:latentStyles w:defLockedState="0" w:defUIPriority="99" w:defSemiHidden="0" w:defUnhideWhenUsed="0" w:defQFormat="0" w:count="376">
+    <w:lsdException w:name="Normal" w:uiPriority="0" w:qFormat="1"/>
+    <w:lsdException w:name="heading 1" w:uiPriority="9" w:qFormat="1"/>
+    <w:lsdException w:name="heading 2" w:semiHidden="1" w:uiPriority="9" w:unhideWhenUsed="1" w:qFormat="1"/>
+    <w:lsdException w:name="heading 3" w:semiHidden="1" w:uiPriority="9" w:unhideWhenUsed="1" w:qFormat="1"/>
+    <w:lsdException w:name="heading 4" w:semiHidden="1" w:uiPriority="9" w:unhideWhenUsed="1" w:qFormat="1"/>
+    <w:lsdException w:name="heading 5" w:semiHidden="1" w:uiPriority="9" w:unhideWhenUsed="1" w:qFormat="1"/>
+    <w:lsdException w:name="heading 6" w:semiHidden="1" w:uiPriority="9" w:unhideWhenUsed="1" w:qFormat="1"/>
+    <w:lsdException w:name="heading 7" w:semiHidden="1" w:uiPriority="9" w:unhideWhenUsed="1" w:qFormat="1"/>
+    <w:lsdException w:name="heading 8" w:semiHidden="1" w:uiPriority="9" w:unhideWhenUsed="1" w:qFormat="1"/>
+    <w:lsdException w:name="heading 9" w:semiHidden="1" w:uiPriority="9" w:unhideWhenUsed="1" w:qFormat="1"/>
+    <w:lsdException w:name="index 1" w:semiHidden="1" w:unhideWhenUsed="1"/>
+    <w:lsdException w:name="index 2" w:semiHidden="1" w:unhideWhenUsed="1"/>
+    <w:lsdException w:name="index 3" w:semiHidden="1" w:unhideWhenUsed="1"/>
+    <w:lsdException w:name="index 4" w:semiHidden="1" w:unhideWhenUsed="1"/>
+    <w:lsdException w:name="index 5" w:semiHidden="1" w:unhideWhenUsed="1"/>
+    <w:lsdException w:name="index 6" w:semiHidden="1" w:unhideWhenUsed="1"/>
+    <w:lsdException w:name="index 7" w:semiHidden="1" w:unhideWhenUsed="1"/>
+    <w:lsdException w:name="index 8" w:semiHidden="1" w:unhideWhenUsed="1"/>
+    <w:lsdException w:name="index 9" w:semiHidden="1" w:unhideWhenUsed="1"/>
+    <w:lsdException w:name="toc 1" w:semiHidden="1" w:uiPriority="39" w:unhideWhenUsed="1"/>
+    <w:lsdException w:name="toc 2" w:semiHidden="1" w:uiPriority="39" w:unhideWhenUsed="1"/>
+    <w:lsdException w:name="toc 3" w:semiHidden="1" w:uiPriority="39" w:unhideWhenUsed="1"/>
+    <w:lsdException w:name="toc 4" w:semiHidden="1" w:uiPriority="39" w:unhideWhenUsed="1"/>
+    <w:lsdException w:name="toc 5" w:semiHidden="1" w:uiPriority="39" w:unhideWhenUsed="1"/>
+    <w:lsdException w:name="toc 6" w:semiHidden="1" w:uiPriority="39" w:unhideWhenUsed="1"/>
+    <w:lsdException w:name="toc 7" w:semiHidden="1" w:uiPriority="39" w:unhideWhenUsed="1"/>
+    <w:lsdException w:name="toc 8" w:semiHidden="1" w:uiPriority="39" w:unhideWhenUsed="1"/>
+    <w:lsdException w:name="toc 9" w:semiHidden="1" w:uiPriority="39" w:unhideWhenUsed="1"/>
+    <w:lsdException w:name="Normal Indent" w:semiHidden="1" w:unhideWhenUsed="1"/>
+    <w:lsdException w:name="footnote text" w:semiHidden="1" w:unhideWhenUsed="1"/>
+    <w:lsdException w:name="annotation text" w:semiHidden="1" w:unhideWhenUsed="1"/>
+    <w:lsdException w:name="header" w:semiHidden="1" w:unhideWhenUsed="1"/>
+    <w:lsdException w:name="footer" w:semiHidden="1" w:unhideWhenUsed="1"/>
+    <w:lsdException w:name="index heading" w:semiHidden="1" w:unhideWhenUsed="1"/>
+    <w:lsdException w:name="caption" w:semiHidden="1" w:uiPriority="35" w:unhideWhenUsed="1" w:qFormat="1"/>
+    <w:lsdException w:name="table of figures" w:semiHidden="1" w:unhideWhenUsed="1"/>
+    <w:lsdException w:name="envelope address" w:semiHidden="1" w:unhideWhenUsed="1"/>
+    <w:lsdException w:name="envelope return" w:semiHidden="1" w:unhideWhenUsed="1"/>
+    <w:lsdException w:name="footnote reference" w:semiHidden="1" w:unhideWhenUsed="1"/>
+    <w:lsdException w:name="annotation reference" w:semiHidden="1" w:unhideWhenUsed="1"/>
+    <w:lsdException w:name="line number" w:semiHidden="1" w:unhideWhenUsed="1"/>
+    <w:lsdException w:name="page number" w:semiHidden="1" w:unhideWhenUsed="1"/>
+    <w:lsdException w:name="endnote reference" w:semiHidden="1" w:unhideWhenUsed="1"/>
+    <w:lsdException w:name="endnote text" w:semiHidden="1" w:unhideWhenUsed="1"/>
+    <w:lsdException w:name="table of authorities" w:semiHidden="1" w:unhideWhenUsed="1"/>
+    <w:lsdException w:name="macro" w:semiHidden="1" w:unhideWhenUsed="1"/>
+    <w:lsdException w:name="toa heading" w:semiHidden="1" w:unhideWhenUsed="1"/>
+    <w:lsdException w:name="List" w:semiHidden="1" w:unhideWhenUsed="1"/>
+    <w:lsdException w:name="List Bullet" w:semiHidden="1" w:unhideWhenUsed="1"/>
+    <w:lsdException w:name="List Number" w:semiHidden="1" w:unhideWhenUsed="1"/>
+    <w:lsdException w:name="List 2" w:semiHidden="1" w:unhideWhenUsed="1"/>
+    <w:lsdException w:name="List 3" w:semiHidden="1" w:unhideWhenUsed="1"/>
+    <w:lsdException w:name="List 4" w:semiHidden="1" w:unhideWhenUsed="1"/>
+    <w:lsdException w:name="List 5" w:semiHidden="1" w:unhideWhenUsed="1"/>
+    <w:lsdException w:name="List Bullet 2" w:semiHidden="1" w:unhideWhenUsed="1"/>
+    <w:lsdException w:name="List Bullet 3" w:semiHidden="1" w:unhideWhenUsed="1"/>
+    <w:lsdException w:name="List Bullet 4" w:semiHidden="1" w:unhideWhenUsed="1"/>
+    <w:lsdException w:name="List Bullet 5" w:semiHidden="1" w:unhideWhenUsed="1"/>
+    <w:lsdException w:name="List Number 2" w:semiHidden="1" w:unhideWhenUsed="1"/>
+    <w:lsdException w:name="List Number 3" w:semiHidden="1" w:unhideWhenUsed="1"/>
+    <w:lsdException w:name="List Number 4" w:semiHidden="1" w:unhideWhenUsed="1"/>
+    <w:lsdException w:name="List Number 5" w:semiHidden="1" w:unhideWhenUsed="1"/>
+    <w:lsdException w:name="Title" w:uiPriority="10" w:qFormat="1"/>
+    <w:lsdException w:name="Closing" w:semiHidden="1" w:unhideWhenUsed="1"/>
+    <w:lsdException w:name="Signature" w:semiHidden="1" w:unhideWhenUsed="1"/>
+    <w:lsdException w:name="Default Paragraph Font" w:semiHidden="1" w:uiPriority="1" w:unhideWhenUsed="1"/>
+    <w:lsdException w:name="Body Text" w:semiHidden="1" w:unhideWhenUsed="1"/>
+    <w:lsdException w:name="Body Text Indent" w:semiHidden="1" w:unhideWhenUsed="1"/>
+    <w:lsdException w:name="List Continue" w:semiHidden="1" w:unhideWhenUsed="1"/>
+    <w:lsdException w:name="List Continue 2" w:semiHidden="1" w:unhideWhenUsed="1"/>
+    <w:lsdException w:name="List Continue 3" w:semiHidden="1" w:unhideWhenUsed="1"/>
+    <w:lsdException w:name="List Continue 4" w:semiHidden="1" w:unhideWhenUsed="1"/>
+    <w:lsdException w:name="List Continue 5" w:semiHidden="1" w:unhideWhenUsed="1"/>
+    <w:lsdException w:name="Message Header" w:semiHidden="1" w:unhideWhenUsed="1"/>
+    <w:lsdException w:name="Subtitle" w:uiPriority="11" w:qFormat="1"/>
+    <w:lsdException w:name="Salutation" w:semiHidden="1" w:unhideWhenUsed="1"/>
+    <w:lsdException w:name="Date" w:semiHidden="1" w:unhideWhenUsed="1"/>
+    <w:lsdException w:name="Body Text First Indent" w:semiHidden="1" w:unhideWhenUsed="1"/>
+    <w:lsdException w:name="Body Text First Indent 2" w:semiHidden="1" w:unhideWhenUsed="1"/>
+    <w:lsdException w:name="Note Heading" w:semiHidden="1" w:unhideWhenUsed="1"/>
+    <w:lsdException w:name="Body Text 2" w:semiHidden="1" w:unhideWhenUsed="1"/>
+    <w:lsdException w:name="Body Text 3" w:semiHidden="1" w:unhideWhenUsed="1"/>
+    <w:lsdException w:name="Body Text Indent 2" w:semiHidden="1" w:unhideWhenUsed="1"/>
+    <w:lsdException w:name="Body Text Indent 3" w:semiHidden="1" w:unhideWhenUsed="1"/>
+    <w:lsdException w:name="Block Text" w:semiHidden="1" w:unhideWhenUsed="1"/>
+    <w:lsdException w:name="Hyperlink" w:semiHidden="1" w:unhideWhenUsed="1"/>
+    <w:lsdException w:name="FollowedHyperlink" w:semiHidden="1" w:unhideWhenUsed="1"/>
+    <w:lsdException w:name="Strong" w:uiPriority="22" w:qFormat="1"/>
+    <w:lsdException w:name="Emphasis" w:uiPriority="20" w:qFormat="1"/>
+    <w:lsdException w:name="Document Map" w:semiHidden="1" w:unhideWhenUsed="1"/>
+    <w:lsdException w:name="Plain Text" w:semiHidden="1" w:unhideWhenUsed="1"/>
+    <w:lsdException w:name="E-mail Signature" w:semiHidden="1" w:unhideWhenUsed="1"/>
+    <w:lsdException w:name="HTML Top of Form" w:semiHidden="1" w:unhideWhenUsed="1"/>
+    <w:lsdException w:name="HTML Bottom of Form" w:semiHidden="1" w:unhideWhenUsed="1"/>
+    <w:lsdException w:name="Normal (Web)" w:semiHidden="1" w:unhideWhenUsed="1"/>
+    <w:lsdException w:name="HTML Acronym" w:semiHidden="1" w:unhideWhenUsed="1"/>
+    <w:lsdException w:name="HTML Address" w:semiHidden="1" w:unhideWhenUsed="1"/>
+    <w:lsdException w:name="HTML Cite" w:semiHidden="1" w:unhideWhenUsed="1"/>
+    <w:lsdException w:name="HTML Code" w:semiHidden="1" w:unhideWhenUsed="1"/>
+    <w:lsdException w:name="HTML Definition" w:semiHidden="1" w:unhideWhenUsed="1"/>
+    <w:lsdException w:name="HTML Keyboard" w:semiHidden="1" w:unhideWhenUsed="1"/>
+    <w:lsdException w:name="HTML Preformatted" w:semiHidden="1" w:unhideWhenUsed="1"/>
+    <w:lsdException w:name="HTML Sample" w:semiHidden="1" w:unhideWhenUsed="1"/>
+    <w:lsdException w:name="HTML Typewriter" w:semiHidden="1" w:unhideWhenUsed="1"/>
+    <w:lsdException w:name="HTML Variable" w:semiHidden="1" w:unhideWhenUsed="1"/>
+    <w:lsdException w:name="Normal Table" w:semiHidden="1" w:unhideWhenUsed="1"/>
+    <w:lsdException w:name="annotation subject" w:semiHidden="1" w:unhideWhenUsed="1"/>
+    <w:lsdException w:name="No List" w:semiHidden="1" w:unhideWhenUsed="1"/>
+    <w:lsdException w:name="Outline List 1" w:semiHidden="1" w:unhideWhenUsed="1"/>
+    <w:lsdException w:name="Outline List 2" w:semiHidden="1" w:unhideWhenUsed="1"/>
+    <w:lsdException w:name="Outline List 3" w:semiHidden="1" w:unhideWhenUsed="1"/>
+    <w:lsdException w:name="Table Simple 1" w:semiHidden="1" w:unhideWhenUsed="1"/>
+    <w:lsdException w:name="Table Simple 2" w:semiHidden="1" w:unhideWhenUsed="1"/>
+    <w:lsdException w:name="Table Simple 3" w:semiHidden="1" w:unhideWhenUsed="1"/>
+    <w:lsdException w:name="Table Classic 1" w:semiHidden="1" w:unhideWhenUsed="1"/>
+    <w:lsdException w:name="Table Classic 2" w:semiHidden="1" w:unhideWhenUsed="1"/>
+    <w:lsdException w:name="Table Classic 3" w:semiHidden="1" w:unhideWhenUsed="1"/>
+    <w:lsdException w:name="Table Classic 4" w:semiHidden="1" w:unhideWhenUsed="1"/>
+    <w:lsdException w:name="Table Colorful 1" w:semiHidden="1" w:unhideWhenUsed="1"/>
+    <w:lsdException w:name="Table Colorful 2" w:semiHidden="1" w:unhideWhenUsed="1"/>
+    <w:lsdException w:name="Table Colorful 3" w:semiHidden="1" w:unhideWhenUsed="1"/>
+    <w:lsdException w:name="Table Columns 1" w:semiHidden="1" w:unhideWhenUsed="1"/>
+    <w:lsdException w:name="Table Columns 2" w:semiHidden="1" w:unhideWhenUsed="1"/>
+    <w:lsdException w:name="Table Columns 3" w:semiHidden="1" w:unhideWhenUsed="1"/>
+    <w:lsdException w:name="Table Columns 4" w:semiHidden="1" w:unhideWhenUsed="1"/>
+    <w:lsdException w:name="Table Columns 5" w:semiHidden="1" w:unhideWhenUsed="1"/>
+    <w:lsdException w:name="Table Grid 1" w:semiHidden="1" w:unhideWhenUsed="1"/>
+    <w:lsdException w:name="Table Grid 2" w:semiHidden="1" w:unhideWhenUsed="1"/>
+    <w:lsdException w:name="Table Grid 3" w:semiHidden="1" w:unhideWhenUsed="1"/>
+    <w:lsdException w:name="Table Grid 4" w:semiHidden="1" w:unhideWhenUsed="1"/>
+    <w:lsdException w:name="Table Grid 5" w:semiHidden="1" w:unhideWhenUsed="1"/>
+    <w:lsdException w:name="Table Grid 6" w:semiHidden="1" w:unhideWhenUsed="1"/>
+    <w:lsdException w:name="Table Grid 7" w:semiHidden="1" w:unhideWhenUsed="1"/>
+    <w:lsdException w:name="Table Grid 8" w:semiHidden="1" w:unhideWhenUsed="1"/>
+    <w:lsdException w:name="Table List 1" w:semiHidden="1" w:unhideWhenUsed="1"/>
+    <w:lsdException w:name="Table List 2" w:semiHidden="1" w:unhideWhenUsed="1"/>
+    <w:lsdException w:name="Table List 3" w:semiHidden="1" w:unhideWhenUsed="1"/>
+    <w:lsdException w:name="Table List 4" w:semiHidden="1" w:unhideWhenUsed="1"/>
+    <w:lsdException w:name="Table List 5" w:semiHidden="1" w:unhideWhenUsed="1"/>
+    <w:lsdException w:name="Table List 6" w:semiHidden="1" w:unhideWhenUsed="1"/>
+    <w:lsdException w:name="Table List 7" w:semiHidden="1" w:unhideWhenUsed="1"/>
+    <w:lsdException w:name="Table List 8" w:semiHidden="1" w:unhideWhenUsed="1"/>
+    <w:lsdException w:name="Table 3D effects 1" w:semiHidden="1" w:unhideWhenUsed="1"/>
+    <w:lsdException w:name="Table 3D effects 2" w:semiHidden="1" w:unhideWhenUsed="1"/>
+    <w:lsdException w:name="Table 3D effects 3" w:semiHidden="1" w:unhideWhenUsed="1"/>
+    <w:lsdException w:name="Table Contemporary" w:semiHidden="1" w:unhideWhenUsed="1"/>
+    <w:lsdException w:name="Table Elegant" w:semiHidden="1" w:unhideWhenUsed="1"/>
+    <w:lsdException w:name="Table Professional" w:semiHidden="1" w:unhideWhenUsed="1"/>
+    <w:lsdException w:name="Table Subtle 1" w:semiHidden="1" w:unhideWhenUsed="1"/>
+    <w:lsdException w:name="Table Subtle 2" w:semiHidden="1" w:unhideWhenUsed="1"/>
+    <w:lsdException w:name="Table Web 1" w:semiHidden="1" w:unhideWhenUsed="1"/>
+    <w:lsdException w:name="Table Web 2" w:semiHidden="1" w:unhideWhenUsed="1"/>
+    <w:lsdException w:name="Table Web 3" w:semiHidden="1" w:unhideWhenUsed="1"/>
+    <w:lsdException w:name="Balloon Text" w:semiHidden="1" w:unhideWhenUsed="1"/>
+    <w:lsdException w:name="Table Grid" w:uiPriority="39"/>
+    <w:lsdException w:name="Table Theme" w:semiHidden="1" w:unhideWhenUsed="1"/>
+    <w:lsdException w:name="Placeholder Text" w:semiHidden="1"/>
+    <w:lsdException w:name="No Spacing" w:uiPriority="1" w:qFormat="1"/>
+    <w:lsdException w:name="Light Shading" w:uiPriority="60"/>
+    <w:lsdException w:name="Light List" w:uiPriority="61"/>
+    <w:lsdException w:name="Light Grid" w:uiPriority="62"/>
+    <w:lsdException w:name="Medium Shading 1" w:uiPriority="63"/>
+    <w:lsdException w:name="Medium Shading 2" w:uiPriority="64"/>
+    <w:lsdException w:name="Medium List 1" w:uiPriority="65"/>
+    <w:lsdException w:name="Medium List 2" w:uiPriority="66"/>
+    <w:lsdException w:name="Medium Grid 1" w:uiPriority="67"/>
+    <w:lsdException w:name="Medium Grid 2" w:uiPriority="68"/>
+    <w:lsdException w:name="Medium Grid 3" w:uiPriority="69"/>
+    <w:lsdException w:name="Dark List" w:uiPriority="70"/>
+    <w:lsdException w:name="Colorful Shading" w:uiPriority="71"/>
+    <w:lsdException w:name="Colorful List" w:uiPriority="72"/>
+    <w:lsdException w:name="Colorful Grid" w:uiPriority="73"/>
+    <w:lsdException w:name="Light Shading Accent 1" w:uiPriority="60"/>
+    <w:lsdException w:name="Light List Accent 1" w:uiPriority="61"/>
+    <w:lsdException w:name="Light Grid Accent 1" w:uiPriority="62"/>
+    <w:lsdException w:name="Medium Shading 1 Accent 1" w:uiPriority="63"/>
+    <w:lsdException w:name="Medium Shading 2 Accent 1" w:uiPriority="64"/>
+    <w:lsdException w:name="Medium List 1 Accent 1" w:uiPriority="65"/>
+    <w:lsdException w:name="Revision" w:semiHidden="1"/>
+    <w:lsdException w:name="List Paragraph" w:uiPriority="34" w:qFormat="1"/>
+    <w:lsdException w:name="Quote" w:uiPriority="29" w:qFormat="1"/>
+    <w:lsdException w:name="Intense Quote" w:uiPriority="30" w:qFormat="1"/>
+    <w:lsdException w:name="Medium List 2 Accent 1" w:uiPriority="66"/>
+    <w:lsdException w:name="Medium Grid 1 Accent 1" w:uiPriority="67"/>
+    <w:lsdException w:name="Medium Grid 2 Accent 1" w:uiPriority="68"/>
+    <w:lsdException w:name="Medium Grid 3 Accent 1" w:uiPriority="69"/>
+    <w:lsdException w:name="Dark List Accent 1" w:uiPriority="70"/>
+    <w:lsdException w:name="Colorful Shading Accent 1" w:uiPriority="71"/>
+    <w:lsdException w:name="Colorful List Accent 1" w:uiPriority="72"/>
+    <w:lsdException w:name="Colorful Grid Accent 1" w:uiPriority="73"/>
+    <w:lsdException w:name="Light Shading Accent 2" w:uiPriority="60"/>
+    <w:lsdException w:name="Light List Accent 2" w:uiPriority="61"/>
+    <w:lsdException w:name="Light Grid Accent 2" w:uiPriority="62"/>
+    <w:lsdException w:name="Medium Shading 1 Accent 2" w:uiPriority="63"/>
+    <w:lsdException w:name="Medium Shading 2 Accent 2" w:uiPriority="64"/>
+    <w:lsdException w:name="Medium List 1 Accent 2" w:uiPriority="65"/>
+    <w:lsdException w:name="Medium List 2 Accent 2" w:uiPriority="66"/>
+    <w:lsdException w:name="Medium Grid 1 Accent 2" w:uiPriority="67"/>
+    <w:lsdException w:name="Medium Grid 2 Accent 2" w:uiPriority="68"/>
+    <w:lsdException w:name="Medium Grid 3 Accent 2" w:uiPriority="69"/>
+    <w:lsdException w:name="Dark List Accent 2" w:uiPriority="70"/>
+    <w:lsdException w:name="Colorful Shading Accent 2" w:uiPriority="71"/>
+    <w:lsdException w:name="Colorful List Accent 2" w:uiPriority="72"/>
+    <w:lsdException w:name="Colorful Grid Accent 2" w:uiPriority="73"/>
+    <w:lsdException w:name="Light Shading Accent 3" w:uiPriority="60"/>
+    <w:lsdException w:name="Light List Accent 3" w:uiPriority="61"/>
+    <w:lsdException w:name="Light Grid Accent 3" w:uiPriority="62"/>
+    <w:lsdException w:name="Medium Shading 1 Accent 3" w:uiPriority="63"/>
+    <w:lsdException w:name="Medium Shading 2 Accent 3" w:uiPriority="64"/>
+    <w:lsdException w:name="Medium List 1 Accent 3" w:uiPriority="65"/>
+    <w:lsdException w:name="Medium List 2 Accent 3" w:uiPriority="66"/>
+    <w:lsdException w:name="Medium Grid 1 Accent 3" w:uiPriority="67"/>
+    <w:lsdException w:name="Medium Grid 2 Accent 3" w:uiPriority="68"/>
+    <w:lsdException w:name="Medium Grid 3 Accent 3" w:uiPriority="69"/>
+    <w:lsdException w:name="Dark List Accent 3" w:uiPriority="70"/>
+    <w:lsdException w:name="Colorful Shading Accent 3" w:uiPriority="71"/>
+    <w:lsdException w:name="Colorful List Accent 3" w:uiPriority="72"/>
+    <w:lsdException w:name="Colorful Grid Accent 3" w:uiPriority="73"/>
+    <w:lsdException w:name="Light Shading Accent 4" w:uiPriority="60"/>
+    <w:lsdException w:name="Light List Accent 4" w:uiPriority="61"/>
+    <w:lsdException w:name="Light Grid Accent 4" w:uiPriority="62"/>
+    <w:lsdException w:name="Medium Shading 1 Accent 4" w:uiPriority="63"/>
+    <w:lsdException w:name="Medium Shading 2 Accent 4" w:uiPriority="64"/>
+    <w:lsdException w:name="Medium List 1 Accent 4" w:uiPriority="65"/>
+    <w:lsdException w:name="Medium List 2 Accent 4" w:uiPriority="66"/>
+    <w:lsdException w:name="Medium Grid 1 Accent 4" w:uiPriority="67"/>
+    <w:lsdException w:name="Medium Grid 2 Accent 4" w:uiPriority="68"/>
+    <w:lsdException w:name="Medium Grid 3 Accent 4" w:uiPriority="69"/>
+    <w:lsdException w:name="Dark List Accent 4" w:uiPriority="70"/>
+    <w:lsdException w:name="Colorful Shading Accent 4" w:uiPriority="71"/>
+    <w:lsdException w:name="Colorful List Accent 4" w:uiPriority="72"/>
+    <w:lsdException w:name="Colorful Grid Accent 4" w:uiPriority="73"/>
+    <w:lsdException w:name="Light Shading Accent 5" w:uiPriority="60"/>
+    <w:lsdException w:name="Light List Accent 5" w:uiPriority="61"/>
+    <w:lsdException w:name="Light Grid Accent 5" w:uiPriority="62"/>
+    <w:lsdException w:name="Medium Shading 1 Accent 5" w:uiPriority="63"/>
+    <w:lsdException w:name="Medium Shading 2 Accent 5" w:uiPriority="64"/>
+    <w:lsdException w:name="Medium List 1 Accent 5" w:uiPriority="65"/>
+    <w:lsdException w:name="Medium List 2 Accent 5" w:uiPriority="66"/>
+    <w:lsdException w:name="Medium Grid 1 Accent 5" w:uiPriority="67"/>
+    <w:lsdException w:name="Medium Grid 2 Accent 5" w:uiPriority="68"/>
+    <w:lsdException w:name="Medium Grid 3 Accent 5" w:uiPriority="69"/>
+    <w:lsdException w:name="Dark List Accent 5" w:uiPriority="70"/>
+    <w:lsdException w:name="Colorful Shading Accent 5" w:uiPriority="71"/>
+    <w:lsdException w:name="Colorful List Accent 5" w:uiPriority="72"/>
+    <w:lsdException w:name="Colorful Grid Accent 5" w:uiPriority="73"/>
+    <w:lsdException w:name="Light Shading Accent 6" w:uiPriority="60"/>
+    <w:lsdException w:name="Light List Accent 6" w:uiPriority="61"/>
+    <w:lsdException w:name="Light Grid Accent 6" w:uiPriority="62"/>
+    <w:lsdException w:name="Medium Shading 1 Accent 6" w:uiPriority="63"/>
+    <w:lsdException w:name="Medium Shading 2 Accent 6" w:uiPriority="64"/>
+    <w:lsdException w:name="Medium List 1 Accent 6" w:uiPriority="65"/>
+    <w:lsdException w:name="Medium List 2 Accent 6" w:uiPriority="66"/>
+    <w:lsdException w:name="Medium Grid 1 Accent 6" w:uiPriority="67"/>
+    <w:lsdException w:name="Medium Grid 2 Accent 6" w:uiPriority="68"/>
+    <w:lsdException w:name="Medium Grid 3 Accent 6" w:uiPriority="69"/>
+    <w:lsdException w:name="Dark List Accent 6" w:uiPriority="70"/>
+    <w:lsdException w:name="Colorful Shading Accent 6" w:uiPriority="71"/>
+    <w:lsdException w:name="Colorful List Accent 6" w:uiPriority="72"/>
+    <w:lsdException w:name="Colorful Grid Accent 6" w:uiPriority="73"/>
+    <w:lsdException w:name="Subtle Emphasis" w:uiPriority="19" w:qFormat="1"/>
+    <w:lsdException w:name="Intense Emphasis" w:uiPriority="21" w:qFormat="1"/>
+    <w:lsdException w:name="Subtle Reference" w:uiPriority="31" w:qFormat="1"/>
+    <w:lsdException w:name="Intense Reference" w:uiPriority="32" w:qFormat="1"/>
+    <w:lsdException w:name="Book Title" w:uiPriority="33" w:qFormat="1"/>
+    <w:lsdException w:name="Bibliography" w:semiHidden="1" w:uiPriority="37" w:unhideWhenUsed="1"/>
+    <w:lsdException w:name="TOC Heading" w:semiHidden="1" w:uiPriority="39" w:unhideWhenUsed="1" w:qFormat="1"/>
+    <w:lsdException w:name="Plain Table 1" w:uiPriority="41"/>
+    <w:lsdException w:name="Plain Table 2" w:uiPriority="42"/>
+    <w:lsdException w:name="Plain Table 3" w:uiPriority="43"/>
+    <w:lsdException w:name="Plain Table 4" w:uiPriority="44"/>
+    <w:lsdException w:name="Plain Table 5" w:uiPriority="45"/>
+    <w:lsdException w:name="Grid Table Light" w:uiPriority="40"/>
+    <w:lsdException w:name="Grid Table 1 Light" w:uiPriority="46"/>
+    <w:lsdException w:name="Grid Table 2" w:uiPriority="47"/>
+    <w:lsdException w:name="Grid Table 3" w:uiPriority="48"/>
+    <w:lsdException w:name="Grid Table 4" w:uiPriority="49"/>
+    <w:lsdException w:name="Grid Table 5 Dark" w:uiPriority="50"/>
+    <w:lsdException w:name="Grid Table 6 Colorful" w:uiPriority="51"/>
+    <w:lsdException w:name="Grid Table 7 Colorful" w:uiPriority="52"/>
+    <w:lsdException w:name="Grid Table 1 Light Accent 1" w:uiPriority="46"/>
+    <w:lsdException w:name="Grid Table 2 Accent 1" w:uiPriority="47"/>
+    <w:lsdException w:name="Grid Table 3 Accent 1" w:uiPriority="48"/>
+    <w:lsdException w:name="Grid Table 4 Accent 1" w:uiPriority="49"/>
+    <w:lsdException w:name="Grid Table 5 Dark Accent 1" w:uiPriority="50"/>
+    <w:lsdException w:name="Grid Table 6 Colorful Accent 1" w:uiPriority="51"/>
+    <w:lsdException w:name="Grid Table 7 Colorful Accent 1" w:uiPriority="52"/>
+    <w:lsdException w:name="Grid Table 1 Light Accent 2" w:uiPriority="46"/>
+    <w:lsdException w:name="Grid Table 2 Accent 2" w:uiPriority="47"/>
+    <w:lsdException w:name="Grid Table 3 Accent 2" w:uiPriority="48"/>
+    <w:lsdException w:name="Grid Table 4 Accent 2" w:uiPriority="49"/>
+    <w:lsdException w:name="Grid Table 5 Dark Accent 2" w:uiPriority="50"/>
+    <w:lsdException w:name="Grid Table 6 Colorful Accent 2" w:uiPriority="51"/>
+    <w:lsdException w:name="Grid Table 7 Colorful Accent 2" w:uiPriority="52"/>
+    <w:lsdException w:name="Grid Table 1 Light Accent 3" w:uiPriority="46"/>
+    <w:lsdException w:name="Grid Table 2 Accent 3" w:uiPriority="47"/>
+    <w:lsdException w:name="Grid Table 3 Accent 3" w:uiPriority="48"/>
+    <w:lsdException w:name="Grid Table 4 Accent 3" w:uiPriority="49"/>
+    <w:lsdException w:name="Grid Table 5 Dark Accent 3" w:uiPriority="50"/>
+    <w:lsdException w:name="Grid Table 6 Colorful Accent 3" w:uiPriority="51"/>
+    <w:lsdException w:name="Grid Table 7 Colorful Accent 3" w:uiPriority="52"/>
+    <w:lsdException w:name="Grid Table 1 Light Accent 4" w:uiPriority="46"/>
+    <w:lsdException w:name="Grid Table 2 Accent 4" w:uiPriority="47"/>
+    <w:lsdException w:name="Grid Table 3 Accent 4" w:uiPriority="48"/>
+    <w:lsdException w:name="Grid Table 4 Accent 4" w:uiPriority="49"/>
+    <w:lsdException w:name="Grid Table 5 Dark Accent 4" w:uiPriority="50"/>
+    <w:lsdException w:name="Grid Table 6 Colorful Accent 4" w:uiPriority="51"/>
+    <w:lsdException w:name="Grid Table 7 Colorful Accent 4" w:uiPriority="52"/>
+    <w:lsdException w:name="Grid Table 1 Light Accent 5" w:uiPriority="46"/>
+    <w:lsdException w:name="Grid Table 2 Accent 5" w:uiPriority="47"/>
+    <w:lsdException w:name="Grid Table 3 Accent 5" w:uiPriority="48"/>
+    <w:lsdException w:name="Grid Table 4 Accent 5" w:uiPriority="49"/>
+    <w:lsdException w:name="Grid Table 5 Dark Accent 5" w:uiPriority="50"/>
+    <w:lsdException w:name="Grid Table 6 Colorful Accent 5" w:uiPriority="51"/>
+    <w:lsdException w:name="Grid Table 7 Colorful Accent 5" w:uiPriority="52"/>
+    <w:lsdException w:name="Grid Table 1 Light Accent 6" w:uiPriority="46"/>
+    <w:lsdException w:name="Grid Table 2 Accent 6" w:uiPriority="47"/>
+    <w:lsdException w:name="Grid Table 3 Accent 6" w:uiPriority="48"/>
+    <w:lsdException w:name="Grid Table 4 Accent 6" w:uiPriority="49"/>
+    <w:lsdException w:name="Grid Table 5 Dark Accent 6" w:uiPriority="50"/>
+    <w:lsdException w:name="Grid Table 6 Colorful Accent 6" w:uiPriority="51"/>
+    <w:lsdException w:name="Grid Table 7 Colorful Accent 6" w:uiPriority="52"/>
+    <w:lsdException w:name="List Table 1 Light" w:uiPriority="46"/>
+    <w:lsdException w:name="List Table 2" w:uiPriority="47"/>
+    <w:lsdException w:name="List Table 3" w:uiPriority="48"/>
+    <w:lsdException w:name="List Table 4" w:uiPriority="49"/>
+    <w:lsdException w:name="List Table 5 Dark" w:uiPriority="50"/>
+    <w:lsdException w:name="List Table 6 Colorful" w:uiPriority="51"/>
+    <w:lsdException w:name="List Table 7 Colorful" w:uiPriority="52"/>
+    <w:lsdException w:name="List Table 1 Light Accent 1" w:uiPriority="46"/>
+    <w:lsdException w:name="List Table 2 Accent 1" w:uiPriority="47"/>
+    <w:lsdException w:name="List Table 3 Accent 1" w:uiPriority="48"/>
+    <w:lsdException w:name="List Table 4 Accent 1" w:uiPriority="49"/>
+    <w:lsdException w:name="List Table 5 Dark Accent 1" w:uiPriority="50"/>
+    <w:lsdException w:name="List Table 6 Colorful Accent 1" w:uiPriority="51"/>
+    <w:lsdException w:name="List Table 7 Colorful Accent 1" w:uiPriority="52"/>
+    <w:lsdException w:name="List Table 1 Light Accent 2" w:uiPriority="46"/>
+    <w:lsdException w:name="List Table 2 Accent 2" w:uiPriority="47"/>
+    <w:lsdException w:name="List Table 3 Accent 2" w:uiPriority="48"/>
+    <w:lsdException w:name="List Table 4 Accent 2" w:uiPriority="49"/>
+    <w:lsdException w:name="List Table 5 Dark Accent 2" w:uiPriority="50"/>
+    <w:lsdException w:name="List Table 6 Colorful Accent 2" w:uiPriority="51"/>
+    <w:lsdException w:name="List Table 7 Colorful Accent 2" w:uiPriority="52"/>
+    <w:lsdException w:name="List Table 1 Light Accent 3" w:uiPriority="46"/>
+    <w:lsdException w:name="List Table 2 Accent 3" w:uiPriority="47"/>
+    <w:lsdException w:name="List Table 3 Accent 3" w:uiPriority="48"/>
+    <w:lsdException w:name="List Table 4 Accent 3" w:uiPriority="49"/>
+    <w:lsdException w:name="List Table 5 Dark Accent 3" w:uiPriority="50"/>
+    <w:lsdException w:name="List Table 6 Colorful Accent 3" w:uiPriority="51"/>
+    <w:lsdException w:name="List Table 7 Colorful Accent 3" w:uiPriority="52"/>
+    <w:lsdException w:name="List Table 1 Light Accent 4" w:uiPriority="46"/>
+    <w:lsdException w:name="List Table 2 Accent 4" w:uiPriority="47"/>
+    <w:lsdException w:name="List Table 3 Accent 4" w:uiPriority="48"/>
+    <w:lsdException w:name="List Table 4 Accent 4" w:uiPriority="49"/>
+    <w:lsdException w:name="List Table 5 Dark Accent 4" w:uiPriority="50"/>
+    <w:lsdException w:name="List Table 6 Colorful Accent 4" w:uiPriority="51"/>
+    <w:lsdException w:name="List Table 7 Colorful Accent 4" w:uiPriority="52"/>
+    <w:lsdException w:name="List Table 1 Light Accent 5" w:uiPriority="46"/>
+    <w:lsdException w:name="List Table 2 Accent 5" w:uiPriority="47"/>
+    <w:lsdException w:name="List Table 3 Accent 5" w:uiPriority="48"/>
+    <w:lsdException w:name="List Table 4 Accent 5" w:uiPriority="49"/>
+    <w:lsdException w:name="List Table 5 Dark Accent 5" w:uiPriority="50"/>
+    <w:lsdException w:name="List Table 6 Colorful Accent 5" w:uiPriority="51"/>
+    <w:lsdException w:name="List Table 7 Colorful Accent 5" w:uiPriority="52"/>
+    <w:lsdException w:name="List Table 1 Light Accent 6" w:uiPriority="46"/>
+    <w:lsdException w:name="List Table 2 Accent 6" w:uiPriority="47"/>
+    <w:lsdException w:name="List Table 3 Accent 6" w:uiPriority="48"/>
+    <w:lsdException w:name="List Table 4 Accent 6" w:uiPriority="49"/>
+    <w:lsdException w:name="List Table 5 Dark Accent 6" w:uiPriority="50"/>
+    <w:lsdException w:name="List Table 6 Colorful Accent 6" w:uiPriority="51"/>
+    <w:lsdException w:name="List Table 7 Colorful Accent 6" w:uiPriority="52"/>
+    <w:lsdException w:name="Mention" w:semiHidden="1" w:unhideWhenUsed="1"/>
+    <w:lsdException w:name="Smart Hyperlink" w:semiHidden="1" w:unhideWhenUsed="1"/>
+    <w:lsdException w:name="Hashtag" w:semiHidden="1" w:unhideWhenUsed="1"/>
+    <w:lsdException w:name="Unresolved Mention" w:semiHidden="1" w:unhideWhenUsed="1"/>
+    <w:lsdException w:name="Smart Link" w:semiHidden="1" w:unhideWhenUsed="1"/>
+  </w:latentStyles>
+  <w:style w:type="paragraph" w:default="1" w:styleId="Normal">
+    <w:name w:val="Normal"/>
     <w:qFormat/>
-    <w:rPr>
-      <w:sz w:val="56"/>
-      <w:szCs w:val="56"/>
-    </w:rPr>
   </w:style>
   <w:style w:type="paragraph" w:styleId="Heading1">
-    <w:name w:val="Heading 1"/>
-    <w:basedOn w:val="Normal"/>
-    <w:next w:val="Normal"/>
+    <w:name w:val="heading 1"/>
+    <w:uiPriority w:val="9"/>
     <w:qFormat/>
+    <w:pPr>
+      <w:outlineLvl w:val="0"/>
+    </w:pPr>
     <w:rPr>
       <w:color w:val="2E74B5"/>
       <w:sz w:val="32"/>
@@ -1799,10 +2556,13 @@
     </w:rPr>
   </w:style>
   <w:style w:type="paragraph" w:styleId="Heading2">
-    <w:name w:val="Heading 2"/>
-    <w:basedOn w:val="Normal"/>
-    <w:next w:val="Normal"/>
+    <w:name w:val="heading 2"/>
+    <w:uiPriority w:val="9"/>
+    <w:unhideWhenUsed/>
     <w:qFormat/>
+    <w:pPr>
+      <w:outlineLvl w:val="1"/>
+    </w:pPr>
     <w:rPr>
       <w:color w:val="2E74B5"/>
       <w:sz w:val="26"/>
@@ -1810,10 +2570,14 @@
     </w:rPr>
   </w:style>
   <w:style w:type="paragraph" w:styleId="Heading3">
-    <w:name w:val="Heading 3"/>
-    <w:basedOn w:val="Normal"/>
-    <w:next w:val="Normal"/>
+    <w:name w:val="heading 3"/>
+    <w:uiPriority w:val="9"/>
+    <w:semiHidden/>
+    <w:unhideWhenUsed/>
     <w:qFormat/>
+    <w:pPr>
+      <w:outlineLvl w:val="2"/>
+    </w:pPr>
     <w:rPr>
       <w:color w:val="1F4D78"/>
       <w:sz w:val="24"/>
@@ -1821,10 +2585,14 @@
     </w:rPr>
   </w:style>
   <w:style w:type="paragraph" w:styleId="Heading4">
-    <w:name w:val="Heading 4"/>
-    <w:basedOn w:val="Normal"/>
-    <w:next w:val="Normal"/>
+    <w:name w:val="heading 4"/>
+    <w:uiPriority w:val="9"/>
+    <w:semiHidden/>
+    <w:unhideWhenUsed/>
     <w:qFormat/>
+    <w:pPr>
+      <w:outlineLvl w:val="3"/>
+    </w:pPr>
     <w:rPr>
       <w:i/>
       <w:iCs/>
@@ -1832,27 +2600,68 @@
     </w:rPr>
   </w:style>
   <w:style w:type="paragraph" w:styleId="Heading5">
-    <w:name w:val="Heading 5"/>
-    <w:basedOn w:val="Normal"/>
-    <w:next w:val="Normal"/>
+    <w:name w:val="heading 5"/>
+    <w:uiPriority w:val="9"/>
+    <w:semiHidden/>
+    <w:unhideWhenUsed/>
     <w:qFormat/>
+    <w:pPr>
+      <w:outlineLvl w:val="4"/>
+    </w:pPr>
     <w:rPr>
       <w:color w:val="2E74B5"/>
     </w:rPr>
   </w:style>
   <w:style w:type="paragraph" w:styleId="Heading6">
-    <w:name w:val="Heading 6"/>
-    <w:basedOn w:val="Normal"/>
-    <w:next w:val="Normal"/>
+    <w:name w:val="heading 6"/>
+    <w:uiPriority w:val="9"/>
+    <w:semiHidden/>
+    <w:unhideWhenUsed/>
     <w:qFormat/>
+    <w:pPr>
+      <w:outlineLvl w:val="5"/>
+    </w:pPr>
     <w:rPr>
       <w:color w:val="1F4D78"/>
     </w:rPr>
   </w:style>
-  <w:style w:type="paragraph" w:styleId="Strong">
-    <w:name w:val="Strong"/>
-    <w:basedOn w:val="Normal"/>
-    <w:next w:val="Normal"/>
+  <w:style w:type="character" w:default="1" w:styleId="DefaultParagraphFont">
+    <w:name w:val="Default Paragraph Font"/>
+    <w:uiPriority w:val="1"/>
+    <w:unhideWhenUsed/>
+  </w:style>
+  <w:style w:type="table" w:default="1" w:styleId="TableNormal">
+    <w:name w:val="Normal Table"/>
+    <w:uiPriority w:val="99"/>
+    <w:semiHidden/>
+    <w:unhideWhenUsed/>
+    <w:tblPr>
+      <w:tblInd w:w="0" w:type="dxa"/>
+      <w:tblCellMar>
+        <w:top w:w="0" w:type="dxa"/>
+        <w:left w:w="108" w:type="dxa"/>
+        <w:bottom w:w="0" w:type="dxa"/>
+        <w:right w:w="108" w:type="dxa"/>
+      </w:tblCellMar>
+    </w:tblPr>
+  </w:style>
+  <w:style w:type="numbering" w:default="1" w:styleId="NoList">
+    <w:name w:val="No List"/>
+    <w:uiPriority w:val="99"/>
+    <w:semiHidden/>
+    <w:unhideWhenUsed/>
+  </w:style>
+  <w:style w:type="paragraph" w:styleId="Title">
+    <w:name w:val="Title"/>
+    <w:uiPriority w:val="10"/>
+    <w:qFormat/>
+    <w:rPr>
+      <w:sz w:val="56"/>
+      <w:szCs w:val="56"/>
+    </w:rPr>
+  </w:style>
+  <w:style w:type="paragraph" w:customStyle="1" w:styleId="Strong1">
+    <w:name w:val="Strong1"/>
     <w:qFormat/>
     <w:rPr>
       <w:b/>
@@ -1861,12 +2670,10 @@
   </w:style>
   <w:style w:type="paragraph" w:styleId="ListParagraph">
     <w:name w:val="List Paragraph"/>
-    <w:basedOn w:val="Normal"/>
     <w:qFormat/>
   </w:style>
   <w:style w:type="character" w:styleId="Hyperlink">
     <w:name w:val="Hyperlink"/>
-    <w:basedOn w:val="DefaultParagraphFont"/>
     <w:uiPriority w:val="99"/>
     <w:unhideWhenUsed/>
     <w:rPr>
@@ -1876,7 +2683,6 @@
   </w:style>
   <w:style w:type="character" w:styleId="FootnoteReference">
     <w:name w:val="footnote reference"/>
-    <w:basedOn w:val="DefaultParagraphFont"/>
     <w:uiPriority w:val="99"/>
     <w:semiHidden/>
     <w:unhideWhenUsed/>
@@ -1886,22 +2692,13 @@
   </w:style>
   <w:style w:type="paragraph" w:styleId="FootnoteText">
     <w:name w:val="footnote text"/>
-    <w:basedOn w:val="Normal"/>
     <w:link w:val="FootnoteTextChar"/>
     <w:uiPriority w:val="99"/>
     <w:semiHidden/>
     <w:unhideWhenUsed/>
-    <w:pPr>
-      <w:spacing w:after="0" w:line="240" w:lineRule="auto"/>
-    </w:pPr>
-    <w:rPr>
-      <w:sz w:val="20"/>
-      <w:szCs w:val="20"/>
-    </w:rPr>
   </w:style>
-  <w:style w:type="character" w:styleId="FootnoteTextChar">
+  <w:style w:type="character" w:customStyle="1" w:styleId="FootnoteTextChar">
     <w:name w:val="Footnote Text Char"/>
-    <w:basedOn w:val="DefaultParagraphFont"/>
     <w:link w:val="FootnoteText"/>
     <w:uiPriority w:val="99"/>
     <w:semiHidden/>
@@ -1913,7 +2710,6 @@
   </w:style>
   <w:style w:type="character" w:styleId="EndnoteReference">
     <w:name w:val="endnote reference"/>
-    <w:basedOn w:val="DefaultParagraphFont"/>
     <w:uiPriority w:val="99"/>
     <w:semiHidden/>
     <w:unhideWhenUsed/>
@@ -1923,22 +2719,13 @@
   </w:style>
   <w:style w:type="paragraph" w:styleId="EndnoteText">
     <w:name w:val="endnote text"/>
-    <w:basedOn w:val="Normal"/>
     <w:link w:val="EndnoteTextChar"/>
     <w:uiPriority w:val="99"/>
     <w:semiHidden/>
     <w:unhideWhenUsed/>
-    <w:pPr>
-      <w:spacing w:after="0" w:line="240" w:lineRule="auto"/>
-    </w:pPr>
-    <w:rPr>
-      <w:sz w:val="20"/>
-      <w:szCs w:val="20"/>
-    </w:rPr>
   </w:style>
-  <w:style w:type="character" w:styleId="EndnoteTextChar">
+  <w:style w:type="character" w:customStyle="1" w:styleId="EndnoteTextChar">
     <w:name w:val="Endnote Text Char"/>
-    <w:basedOn w:val="DefaultParagraphFont"/>
     <w:link w:val="EndnoteText"/>
     <w:uiPriority w:val="99"/>
     <w:semiHidden/>
@@ -1948,5 +2735,332 @@
       <w:szCs w:val="20"/>
     </w:rPr>
   </w:style>
+  <w:style w:type="paragraph" w:styleId="NormalWeb">
+    <w:name w:val="Normal (Web)"/>
+    <w:basedOn w:val="Normal"/>
+    <w:uiPriority w:val="99"/>
+    <w:semiHidden/>
+    <w:unhideWhenUsed/>
+    <w:rsid w:val="006151E2"/>
+    <w:rPr>
+      <w:sz w:val="24"/>
+      <w:szCs w:val="24"/>
+    </w:rPr>
+  </w:style>
 </w:styles>
+</file>
+
+<file path=word/theme/theme1.xml><?xml version="1.0" encoding="utf-8"?>
+<a:theme xmlns:a="http://schemas.openxmlformats.org/drawingml/2006/main" name="Office Theme">
+  <a:themeElements>
+    <a:clrScheme name="Office">
+      <a:dk1>
+        <a:sysClr val="windowText" lastClr="000000"/>
+      </a:dk1>
+      <a:lt1>
+        <a:sysClr val="window" lastClr="FFFFFF"/>
+      </a:lt1>
+      <a:dk2>
+        <a:srgbClr val="0E2841"/>
+      </a:dk2>
+      <a:lt2>
+        <a:srgbClr val="E8E8E8"/>
+      </a:lt2>
+      <a:accent1>
+        <a:srgbClr val="156082"/>
+      </a:accent1>
+      <a:accent2>
+        <a:srgbClr val="E97132"/>
+      </a:accent2>
+      <a:accent3>
+        <a:srgbClr val="196B24"/>
+      </a:accent3>
+      <a:accent4>
+        <a:srgbClr val="0F9ED5"/>
+      </a:accent4>
+      <a:accent5>
+        <a:srgbClr val="A02B93"/>
+      </a:accent5>
+      <a:accent6>
+        <a:srgbClr val="4EA72E"/>
+      </a:accent6>
+      <a:hlink>
+        <a:srgbClr val="467886"/>
+      </a:hlink>
+      <a:folHlink>
+        <a:srgbClr val="96607D"/>
+      </a:folHlink>
+    </a:clrScheme>
+    <a:fontScheme name="Office">
+      <a:majorFont>
+        <a:latin typeface="Aptos Display" panose="02110004020202020204"/>
+        <a:ea typeface=""/>
+        <a:cs typeface=""/>
+        <a:font script="Jpan" typeface="游ゴシック Light"/>
+        <a:font script="Hang" typeface="맑은 고딕"/>
+        <a:font script="Hans" typeface="等线 Light"/>
+        <a:font script="Hant" typeface="新細明體"/>
+        <a:font script="Arab" typeface="Times New Roman"/>
+        <a:font script="Hebr" typeface="Times New Roman"/>
+        <a:font script="Thai" typeface="Angsana New"/>
+        <a:font script="Ethi" typeface="Nyala"/>
+        <a:font script="Beng" typeface="Vrinda"/>
+        <a:font script="Gujr" typeface="Shruti"/>
+        <a:font script="Khmr" typeface="MoolBoran"/>
+        <a:font script="Knda" typeface="Tunga"/>
+        <a:font script="Guru" typeface="Raavi"/>
+        <a:font script="Cans" typeface="Euphemia"/>
+        <a:font script="Cher" typeface="Plantagenet Cherokee"/>
+        <a:font script="Yiii" typeface="Microsoft Yi Baiti"/>
+        <a:font script="Tibt" typeface="Microsoft Himalaya"/>
+        <a:font script="Thaa" typeface="MV Boli"/>
+        <a:font script="Deva" typeface="Mangal"/>
+        <a:font script="Telu" typeface="Gautami"/>
+        <a:font script="Taml" typeface="Latha"/>
+        <a:font script="Syrc" typeface="Estrangelo Edessa"/>
+        <a:font script="Orya" typeface="Kalinga"/>
+        <a:font script="Mlym" typeface="Kartika"/>
+        <a:font script="Laoo" typeface="DokChampa"/>
+        <a:font script="Sinh" typeface="Iskoola Pota"/>
+        <a:font script="Mong" typeface="Mongolian Baiti"/>
+        <a:font script="Viet" typeface="Times New Roman"/>
+        <a:font script="Uigh" typeface="Microsoft Uighur"/>
+        <a:font script="Geor" typeface="Sylfaen"/>
+        <a:font script="Armn" typeface="Arial"/>
+        <a:font script="Bugi" typeface="Leelawadee UI"/>
+        <a:font script="Bopo" typeface="Microsoft JhengHei"/>
+        <a:font script="Java" typeface="Javanese Text"/>
+        <a:font script="Lisu" typeface="Segoe UI"/>
+        <a:font script="Mymr" typeface="Myanmar Text"/>
+        <a:font script="Nkoo" typeface="Ebrima"/>
+        <a:font script="Olck" typeface="Nirmala UI"/>
+        <a:font script="Osma" typeface="Ebrima"/>
+        <a:font script="Phag" typeface="Phagspa"/>
+        <a:font script="Syrn" typeface="Estrangelo Edessa"/>
+        <a:font script="Syrj" typeface="Estrangelo Edessa"/>
+        <a:font script="Syre" typeface="Estrangelo Edessa"/>
+        <a:font script="Sora" typeface="Nirmala UI"/>
+        <a:font script="Tale" typeface="Microsoft Tai Le"/>
+        <a:font script="Talu" typeface="Microsoft New Tai Lue"/>
+        <a:font script="Tfng" typeface="Ebrima"/>
+      </a:majorFont>
+      <a:minorFont>
+        <a:latin typeface="Aptos" panose="02110004020202020204"/>
+        <a:ea typeface=""/>
+        <a:cs typeface=""/>
+        <a:font script="Jpan" typeface="游明朝"/>
+        <a:font script="Hang" typeface="맑은 고딕"/>
+        <a:font script="Hans" typeface="等线"/>
+        <a:font script="Hant" typeface="新細明體"/>
+        <a:font script="Arab" typeface="Arial"/>
+        <a:font script="Hebr" typeface="Arial"/>
+        <a:font script="Thai" typeface="Cordia New"/>
+        <a:font script="Ethi" typeface="Nyala"/>
+        <a:font script="Beng" typeface="Vrinda"/>
+        <a:font script="Gujr" typeface="Shruti"/>
+        <a:font script="Khmr" typeface="DaunPenh"/>
+        <a:font script="Knda" typeface="Tunga"/>
+        <a:font script="Guru" typeface="Raavi"/>
+        <a:font script="Cans" typeface="Euphemia"/>
+        <a:font script="Cher" typeface="Plantagenet Cherokee"/>
+        <a:font script="Yiii" typeface="Microsoft Yi Baiti"/>
+        <a:font script="Tibt" typeface="Microsoft Himalaya"/>
+        <a:font script="Thaa" typeface="MV Boli"/>
+        <a:font script="Deva" typeface="Mangal"/>
+        <a:font script="Telu" typeface="Gautami"/>
+        <a:font script="Taml" typeface="Latha"/>
+        <a:font script="Syrc" typeface="Estrangelo Edessa"/>
+        <a:font script="Orya" typeface="Kalinga"/>
+        <a:font script="Mlym" typeface="Kartika"/>
+        <a:font script="Laoo" typeface="DokChampa"/>
+        <a:font script="Sinh" typeface="Iskoola Pota"/>
+        <a:font script="Mong" typeface="Mongolian Baiti"/>
+        <a:font script="Viet" typeface="Arial"/>
+        <a:font script="Uigh" typeface="Microsoft Uighur"/>
+        <a:font script="Geor" typeface="Sylfaen"/>
+        <a:font script="Armn" typeface="Arial"/>
+        <a:font script="Bugi" typeface="Leelawadee UI"/>
+        <a:font script="Bopo" typeface="Microsoft JhengHei"/>
+        <a:font script="Java" typeface="Javanese Text"/>
+        <a:font script="Lisu" typeface="Segoe UI"/>
+        <a:font script="Mymr" typeface="Myanmar Text"/>
+        <a:font script="Nkoo" typeface="Ebrima"/>
+        <a:font script="Olck" typeface="Nirmala UI"/>
+        <a:font script="Osma" typeface="Ebrima"/>
+        <a:font script="Phag" typeface="Phagspa"/>
+        <a:font script="Syrn" typeface="Estrangelo Edessa"/>
+        <a:font script="Syrj" typeface="Estrangelo Edessa"/>
+        <a:font script="Syre" typeface="Estrangelo Edessa"/>
+        <a:font script="Sora" typeface="Nirmala UI"/>
+        <a:font script="Tale" typeface="Microsoft Tai Le"/>
+        <a:font script="Talu" typeface="Microsoft New Tai Lue"/>
+        <a:font script="Tfng" typeface="Ebrima"/>
+      </a:minorFont>
+    </a:fontScheme>
+    <a:fmtScheme name="Office">
+      <a:fillStyleLst>
+        <a:solidFill>
+          <a:schemeClr val="phClr"/>
+        </a:solidFill>
+        <a:gradFill rotWithShape="1">
+          <a:gsLst>
+            <a:gs pos="0">
+              <a:schemeClr val="phClr">
+                <a:lumMod val="110000"/>
+                <a:satMod val="105000"/>
+                <a:tint val="67000"/>
+              </a:schemeClr>
+            </a:gs>
+            <a:gs pos="50000">
+              <a:schemeClr val="phClr">
+                <a:lumMod val="105000"/>
+                <a:satMod val="103000"/>
+                <a:tint val="73000"/>
+              </a:schemeClr>
+            </a:gs>
+            <a:gs pos="100000">
+              <a:schemeClr val="phClr">
+                <a:lumMod val="105000"/>
+                <a:satMod val="109000"/>
+                <a:tint val="81000"/>
+              </a:schemeClr>
+            </a:gs>
+          </a:gsLst>
+          <a:lin ang="5400000" scaled="0"/>
+        </a:gradFill>
+        <a:gradFill rotWithShape="1">
+          <a:gsLst>
+            <a:gs pos="0">
+              <a:schemeClr val="phClr">
+                <a:satMod val="103000"/>
+                <a:lumMod val="102000"/>
+                <a:tint val="94000"/>
+              </a:schemeClr>
+            </a:gs>
+            <a:gs pos="50000">
+              <a:schemeClr val="phClr">
+                <a:satMod val="110000"/>
+                <a:lumMod val="100000"/>
+                <a:shade val="100000"/>
+              </a:schemeClr>
+            </a:gs>
+            <a:gs pos="100000">
+              <a:schemeClr val="phClr">
+                <a:lumMod val="99000"/>
+                <a:satMod val="120000"/>
+                <a:shade val="78000"/>
+              </a:schemeClr>
+            </a:gs>
+          </a:gsLst>
+          <a:lin ang="5400000" scaled="0"/>
+        </a:gradFill>
+      </a:fillStyleLst>
+      <a:lnStyleLst>
+        <a:ln w="12700" cap="flat" cmpd="sng" algn="ctr">
+          <a:solidFill>
+            <a:schemeClr val="phClr"/>
+          </a:solidFill>
+          <a:prstDash val="solid"/>
+          <a:miter lim="800000"/>
+        </a:ln>
+        <a:ln w="19050" cap="flat" cmpd="sng" algn="ctr">
+          <a:solidFill>
+            <a:schemeClr val="phClr"/>
+          </a:solidFill>
+          <a:prstDash val="solid"/>
+          <a:miter lim="800000"/>
+        </a:ln>
+        <a:ln w="25400" cap="flat" cmpd="sng" algn="ctr">
+          <a:solidFill>
+            <a:schemeClr val="phClr"/>
+          </a:solidFill>
+          <a:prstDash val="solid"/>
+          <a:miter lim="800000"/>
+        </a:ln>
+      </a:lnStyleLst>
+      <a:effectStyleLst>
+        <a:effectStyle>
+          <a:effectLst/>
+        </a:effectStyle>
+        <a:effectStyle>
+          <a:effectLst/>
+        </a:effectStyle>
+        <a:effectStyle>
+          <a:effectLst>
+            <a:outerShdw blurRad="57150" dist="19050" dir="5400000" algn="ctr" rotWithShape="0">
+              <a:srgbClr val="000000">
+                <a:alpha val="63000"/>
+              </a:srgbClr>
+            </a:outerShdw>
+          </a:effectLst>
+        </a:effectStyle>
+      </a:effectStyleLst>
+      <a:bgFillStyleLst>
+        <a:solidFill>
+          <a:schemeClr val="phClr"/>
+        </a:solidFill>
+        <a:solidFill>
+          <a:schemeClr val="phClr">
+            <a:tint val="95000"/>
+            <a:satMod val="170000"/>
+          </a:schemeClr>
+        </a:solidFill>
+        <a:gradFill rotWithShape="1">
+          <a:gsLst>
+            <a:gs pos="0">
+              <a:schemeClr val="phClr">
+                <a:tint val="93000"/>
+                <a:satMod val="150000"/>
+                <a:shade val="98000"/>
+                <a:lumMod val="102000"/>
+              </a:schemeClr>
+            </a:gs>
+            <a:gs pos="50000">
+              <a:schemeClr val="phClr">
+                <a:tint val="98000"/>
+                <a:satMod val="130000"/>
+                <a:shade val="90000"/>
+                <a:lumMod val="103000"/>
+              </a:schemeClr>
+            </a:gs>
+            <a:gs pos="100000">
+              <a:schemeClr val="phClr">
+                <a:shade val="63000"/>
+                <a:satMod val="120000"/>
+              </a:schemeClr>
+            </a:gs>
+          </a:gsLst>
+          <a:lin ang="5400000" scaled="0"/>
+        </a:gradFill>
+      </a:bgFillStyleLst>
+    </a:fmtScheme>
+  </a:themeElements>
+  <a:objectDefaults>
+    <a:lnDef>
+      <a:spPr/>
+      <a:bodyPr/>
+      <a:lstStyle/>
+      <a:style>
+        <a:lnRef idx="2">
+          <a:schemeClr val="accent1"/>
+        </a:lnRef>
+        <a:fillRef idx="0">
+          <a:schemeClr val="accent1"/>
+        </a:fillRef>
+        <a:effectRef idx="1">
+          <a:schemeClr val="accent1"/>
+        </a:effectRef>
+        <a:fontRef idx="minor">
+          <a:schemeClr val="tx1"/>
+        </a:fontRef>
+      </a:style>
+    </a:lnDef>
+  </a:objectDefaults>
+  <a:extraClrSchemeLst/>
+  <a:extLst>
+    <a:ext uri="{05A4C25C-085E-4340-85A3-A5531E510DB2}">
+      <thm15:themeFamily xmlns:thm15="http://schemas.microsoft.com/office/thememl/2012/main" name="Office Theme" id="{2E142A2C-CD16-42D6-873A-C26D2A0506FA}" vid="{1BDDFF52-6CD6-40A5-AB3C-68EB2F1E4D0A}"/>
+    </a:ext>
+  </a:extLst>
+</a:theme>
 </file>